--- a/documentation.docx
+++ b/documentation.docx
@@ -6,16 +6,120 @@
       <w:pPr>
         <w:jc w:val="center"/>
         <w:rPr>
-          <w:sz w:val="32"/>
-          <w:szCs w:val="32"/>
+          <w:sz w:val="40"/>
+          <w:szCs w:val="40"/>
         </w:rPr>
       </w:pPr>
-      <w:r>
+    </w:p>
+    <w:p>
+      <w:pPr>
+        <w:jc w:val="center"/>
         <w:rPr>
           <w:sz w:val="40"/>
           <w:szCs w:val="40"/>
         </w:rPr>
-        <w:t>MI Evolutionary Algorithms - N királynő probléma</w:t>
+      </w:pPr>
+    </w:p>
+    <w:p>
+      <w:pPr>
+        <w:jc w:val="center"/>
+        <w:rPr>
+          <w:sz w:val="40"/>
+          <w:szCs w:val="40"/>
+        </w:rPr>
+      </w:pPr>
+    </w:p>
+    <w:p>
+      <w:pPr>
+        <w:jc w:val="center"/>
+        <w:rPr>
+          <w:sz w:val="40"/>
+          <w:szCs w:val="40"/>
+        </w:rPr>
+      </w:pPr>
+    </w:p>
+    <w:p>
+      <w:pPr>
+        <w:jc w:val="center"/>
+        <w:rPr>
+          <w:sz w:val="40"/>
+          <w:szCs w:val="40"/>
+        </w:rPr>
+      </w:pPr>
+    </w:p>
+    <w:p>
+      <w:pPr>
+        <w:jc w:val="center"/>
+        <w:rPr>
+          <w:sz w:val="40"/>
+          <w:szCs w:val="40"/>
+        </w:rPr>
+      </w:pPr>
+    </w:p>
+    <w:p>
+      <w:pPr>
+        <w:jc w:val="center"/>
+        <w:rPr>
+          <w:sz w:val="40"/>
+          <w:szCs w:val="40"/>
+        </w:rPr>
+      </w:pPr>
+    </w:p>
+    <w:p>
+      <w:pPr>
+        <w:jc w:val="center"/>
+        <w:rPr>
+          <w:sz w:val="40"/>
+          <w:szCs w:val="40"/>
+        </w:rPr>
+      </w:pPr>
+    </w:p>
+    <w:p>
+      <w:pPr>
+        <w:jc w:val="center"/>
+        <w:rPr>
+          <w:sz w:val="32"/>
+          <w:szCs w:val="32"/>
+        </w:rPr>
+      </w:pPr>
+      <w:r>
+        <w:rPr>
+          <w:sz w:val="40"/>
+          <w:szCs w:val="40"/>
+        </w:rPr>
+        <w:t xml:space="preserve">MI </w:t>
+      </w:r>
+      <w:proofErr w:type="spellStart"/>
+      <w:r>
+        <w:rPr>
+          <w:sz w:val="40"/>
+          <w:szCs w:val="40"/>
+        </w:rPr>
+        <w:t>Evolutionary</w:t>
+      </w:r>
+      <w:proofErr w:type="spellEnd"/>
+      <w:r>
+        <w:rPr>
+          <w:sz w:val="40"/>
+          <w:szCs w:val="40"/>
+        </w:rPr>
+        <w:t xml:space="preserve"> </w:t>
+      </w:r>
+      <w:proofErr w:type="spellStart"/>
+      <w:r>
+        <w:rPr>
+          <w:sz w:val="40"/>
+          <w:szCs w:val="40"/>
+        </w:rPr>
+        <w:t>Algorithms</w:t>
+      </w:r>
+      <w:proofErr w:type="spellEnd"/>
+      <w:r>
+        <w:rPr>
+          <w:sz w:val="40"/>
+          <w:szCs w:val="40"/>
+        </w:rPr>
+        <w:t xml:space="preserve"> - N királynő probléma</w:t>
       </w:r>
       <w:r>
         <w:rPr>
@@ -32,14 +136,2447 @@
         <w:t>(Makai Marcell – D53G1U)</w:t>
       </w:r>
     </w:p>
+    <w:p>
+      <w:r>
+        <w:br w:type="page"/>
+      </w:r>
+    </w:p>
+    <w:p>
+      <w:pPr>
+        <w:pStyle w:val="Cmsor1"/>
+      </w:pPr>
+      <w:bookmarkStart w:id="0" w:name="_Toc228386026"/>
+      <w:r>
+        <w:lastRenderedPageBreak/>
+        <w:t>Tartalomjegyzék</w:t>
+      </w:r>
+      <w:bookmarkEnd w:id="0"/>
+    </w:p>
+    <w:sdt>
+      <w:sdtPr>
+        <w:id w:val="1612402181"/>
+        <w:docPartObj>
+          <w:docPartGallery w:val="Table of Contents"/>
+          <w:docPartUnique/>
+        </w:docPartObj>
+      </w:sdtPr>
+      <w:sdtEndPr>
+        <w:rPr>
+          <w:rFonts w:asciiTheme="minorHAnsi" w:eastAsiaTheme="minorHAnsi" w:hAnsiTheme="minorHAnsi" w:cstheme="minorBidi"/>
+          <w:noProof/>
+          <w:color w:val="auto"/>
+          <w:kern w:val="2"/>
+          <w:sz w:val="24"/>
+          <w:szCs w:val="24"/>
+          <w:lang w:eastAsia="en-US"/>
+          <w14:ligatures w14:val="standardContextual"/>
+        </w:rPr>
+      </w:sdtEndPr>
+      <w:sdtContent>
+        <w:p>
+          <w:pPr>
+            <w:pStyle w:val="Tartalomjegyzkcmsora"/>
+          </w:pPr>
+          <w:r>
+            <w:t>Tartalomjegyzék</w:t>
+          </w:r>
+        </w:p>
+        <w:p>
+          <w:pPr>
+            <w:pStyle w:val="TJ1"/>
+            <w:tabs>
+              <w:tab w:val="left" w:pos="480"/>
+              <w:tab w:val="right" w:leader="dot" w:pos="9062"/>
+            </w:tabs>
+            <w:rPr>
+              <w:rFonts w:eastAsiaTheme="minorEastAsia"/>
+              <w:b w:val="0"/>
+              <w:bCs w:val="0"/>
+              <w:caps w:val="0"/>
+              <w:noProof/>
+              <w:sz w:val="24"/>
+              <w:szCs w:val="24"/>
+              <w:lang w:eastAsia="hu-HU"/>
+            </w:rPr>
+          </w:pPr>
+          <w:r>
+            <w:rPr>
+              <w:b w:val="0"/>
+              <w:bCs w:val="0"/>
+            </w:rPr>
+            <w:fldChar w:fldCharType="begin"/>
+          </w:r>
+          <w:r>
+            <w:instrText>TOC \o "1-3" \h \z \u</w:instrText>
+          </w:r>
+          <w:r>
+            <w:rPr>
+              <w:b w:val="0"/>
+              <w:bCs w:val="0"/>
+            </w:rPr>
+            <w:fldChar w:fldCharType="separate"/>
+          </w:r>
+          <w:hyperlink w:anchor="_Toc228386026" w:history="1">
+            <w:r>
+              <w:rPr>
+                <w:rStyle w:val="Hiperhivatkozs"/>
+                <w:noProof/>
+              </w:rPr>
+              <w:t>1</w:t>
+            </w:r>
+            <w:r>
+              <w:rPr>
+                <w:rFonts w:eastAsiaTheme="minorEastAsia"/>
+                <w:b w:val="0"/>
+                <w:bCs w:val="0"/>
+                <w:caps w:val="0"/>
+                <w:noProof/>
+                <w:sz w:val="24"/>
+                <w:szCs w:val="24"/>
+                <w:lang w:eastAsia="hu-HU"/>
+              </w:rPr>
+              <w:tab/>
+            </w:r>
+            <w:r>
+              <w:rPr>
+                <w:rStyle w:val="Hiperhivatkozs"/>
+                <w:noProof/>
+              </w:rPr>
+              <w:t>Tartalomjegyzék</w:t>
+            </w:r>
+            <w:r>
+              <w:rPr>
+                <w:noProof/>
+                <w:webHidden/>
+              </w:rPr>
+              <w:tab/>
+            </w:r>
+            <w:r>
+              <w:rPr>
+                <w:noProof/>
+                <w:webHidden/>
+              </w:rPr>
+              <w:fldChar w:fldCharType="begin"/>
+            </w:r>
+            <w:r>
+              <w:rPr>
+                <w:noProof/>
+                <w:webHidden/>
+              </w:rPr>
+              <w:instrText xml:space="preserve"> PAGEREF _Toc228386026 \h </w:instrText>
+            </w:r>
+            <w:r>
+              <w:rPr>
+                <w:noProof/>
+                <w:webHidden/>
+              </w:rPr>
+            </w:r>
+            <w:r>
+              <w:rPr>
+                <w:noProof/>
+                <w:webHidden/>
+              </w:rPr>
+              <w:fldChar w:fldCharType="separate"/>
+            </w:r>
+            <w:r>
+              <w:rPr>
+                <w:noProof/>
+                <w:webHidden/>
+              </w:rPr>
+              <w:t>2</w:t>
+            </w:r>
+            <w:r>
+              <w:rPr>
+                <w:noProof/>
+                <w:webHidden/>
+              </w:rPr>
+              <w:fldChar w:fldCharType="end"/>
+            </w:r>
+          </w:hyperlink>
+        </w:p>
+        <w:p>
+          <w:pPr>
+            <w:pStyle w:val="TJ1"/>
+            <w:tabs>
+              <w:tab w:val="left" w:pos="480"/>
+              <w:tab w:val="right" w:leader="dot" w:pos="9062"/>
+            </w:tabs>
+            <w:rPr>
+              <w:rFonts w:eastAsiaTheme="minorEastAsia"/>
+              <w:b w:val="0"/>
+              <w:bCs w:val="0"/>
+              <w:caps w:val="0"/>
+              <w:noProof/>
+              <w:sz w:val="24"/>
+              <w:szCs w:val="24"/>
+              <w:lang w:eastAsia="hu-HU"/>
+            </w:rPr>
+          </w:pPr>
+          <w:hyperlink w:anchor="_Toc228386027" w:history="1">
+            <w:r>
+              <w:rPr>
+                <w:rStyle w:val="Hiperhivatkozs"/>
+                <w:noProof/>
+              </w:rPr>
+              <w:t>2</w:t>
+            </w:r>
+            <w:r>
+              <w:rPr>
+                <w:rFonts w:eastAsiaTheme="minorEastAsia"/>
+                <w:b w:val="0"/>
+                <w:bCs w:val="0"/>
+                <w:caps w:val="0"/>
+                <w:noProof/>
+                <w:sz w:val="24"/>
+                <w:szCs w:val="24"/>
+                <w:lang w:eastAsia="hu-HU"/>
+              </w:rPr>
+              <w:tab/>
+            </w:r>
+            <w:r>
+              <w:rPr>
+                <w:rStyle w:val="Hiperhivatkozs"/>
+                <w:noProof/>
+              </w:rPr>
+              <w:t>Bevezetés</w:t>
+            </w:r>
+            <w:r>
+              <w:rPr>
+                <w:noProof/>
+                <w:webHidden/>
+              </w:rPr>
+              <w:tab/>
+            </w:r>
+            <w:r>
+              <w:rPr>
+                <w:noProof/>
+                <w:webHidden/>
+              </w:rPr>
+              <w:fldChar w:fldCharType="begin"/>
+            </w:r>
+            <w:r>
+              <w:rPr>
+                <w:noProof/>
+                <w:webHidden/>
+              </w:rPr>
+              <w:instrText xml:space="preserve"> PAGEREF _Toc228386027 \h </w:instrText>
+            </w:r>
+            <w:r>
+              <w:rPr>
+                <w:noProof/>
+                <w:webHidden/>
+              </w:rPr>
+            </w:r>
+            <w:r>
+              <w:rPr>
+                <w:noProof/>
+                <w:webHidden/>
+              </w:rPr>
+              <w:fldChar w:fldCharType="separate"/>
+            </w:r>
+            <w:r>
+              <w:rPr>
+                <w:noProof/>
+                <w:webHidden/>
+              </w:rPr>
+              <w:t>3</w:t>
+            </w:r>
+            <w:r>
+              <w:rPr>
+                <w:noProof/>
+                <w:webHidden/>
+              </w:rPr>
+              <w:fldChar w:fldCharType="end"/>
+            </w:r>
+          </w:hyperlink>
+        </w:p>
+        <w:p>
+          <w:pPr>
+            <w:pStyle w:val="TJ1"/>
+            <w:tabs>
+              <w:tab w:val="left" w:pos="480"/>
+              <w:tab w:val="right" w:leader="dot" w:pos="9062"/>
+            </w:tabs>
+            <w:rPr>
+              <w:rFonts w:eastAsiaTheme="minorEastAsia"/>
+              <w:b w:val="0"/>
+              <w:bCs w:val="0"/>
+              <w:caps w:val="0"/>
+              <w:noProof/>
+              <w:sz w:val="24"/>
+              <w:szCs w:val="24"/>
+              <w:lang w:eastAsia="hu-HU"/>
+            </w:rPr>
+          </w:pPr>
+          <w:hyperlink w:anchor="_Toc228386028" w:history="1">
+            <w:r>
+              <w:rPr>
+                <w:rStyle w:val="Hiperhivatkozs"/>
+                <w:noProof/>
+              </w:rPr>
+              <w:t>3</w:t>
+            </w:r>
+            <w:r>
+              <w:rPr>
+                <w:rFonts w:eastAsiaTheme="minorEastAsia"/>
+                <w:b w:val="0"/>
+                <w:bCs w:val="0"/>
+                <w:caps w:val="0"/>
+                <w:noProof/>
+                <w:sz w:val="24"/>
+                <w:szCs w:val="24"/>
+                <w:lang w:eastAsia="hu-HU"/>
+              </w:rPr>
+              <w:tab/>
+            </w:r>
+            <w:r>
+              <w:rPr>
+                <w:rStyle w:val="Hiperhivatkozs"/>
+                <w:noProof/>
+              </w:rPr>
+              <w:t>A feladat leírása</w:t>
+            </w:r>
+            <w:r>
+              <w:rPr>
+                <w:noProof/>
+                <w:webHidden/>
+              </w:rPr>
+              <w:tab/>
+            </w:r>
+            <w:r>
+              <w:rPr>
+                <w:noProof/>
+                <w:webHidden/>
+              </w:rPr>
+              <w:fldChar w:fldCharType="begin"/>
+            </w:r>
+            <w:r>
+              <w:rPr>
+                <w:noProof/>
+                <w:webHidden/>
+              </w:rPr>
+              <w:instrText xml:space="preserve"> PAGEREF _Toc228386028 \h </w:instrText>
+            </w:r>
+            <w:r>
+              <w:rPr>
+                <w:noProof/>
+                <w:webHidden/>
+              </w:rPr>
+            </w:r>
+            <w:r>
+              <w:rPr>
+                <w:noProof/>
+                <w:webHidden/>
+              </w:rPr>
+              <w:fldChar w:fldCharType="separate"/>
+            </w:r>
+            <w:r>
+              <w:rPr>
+                <w:noProof/>
+                <w:webHidden/>
+              </w:rPr>
+              <w:t>3</w:t>
+            </w:r>
+            <w:r>
+              <w:rPr>
+                <w:noProof/>
+                <w:webHidden/>
+              </w:rPr>
+              <w:fldChar w:fldCharType="end"/>
+            </w:r>
+          </w:hyperlink>
+        </w:p>
+        <w:p>
+          <w:pPr>
+            <w:pStyle w:val="TJ2"/>
+            <w:tabs>
+              <w:tab w:val="left" w:pos="960"/>
+              <w:tab w:val="right" w:leader="dot" w:pos="9062"/>
+            </w:tabs>
+            <w:rPr>
+              <w:rFonts w:eastAsiaTheme="minorEastAsia"/>
+              <w:smallCaps w:val="0"/>
+              <w:noProof/>
+              <w:sz w:val="24"/>
+              <w:szCs w:val="24"/>
+              <w:lang w:eastAsia="hu-HU"/>
+            </w:rPr>
+          </w:pPr>
+          <w:hyperlink w:anchor="_Toc228386029" w:history="1">
+            <w:r>
+              <w:rPr>
+                <w:rStyle w:val="Hiperhivatkozs"/>
+                <w:noProof/>
+              </w:rPr>
+              <w:t>3.1</w:t>
+            </w:r>
+            <w:r>
+              <w:rPr>
+                <w:rFonts w:eastAsiaTheme="minorEastAsia"/>
+                <w:smallCaps w:val="0"/>
+                <w:noProof/>
+                <w:sz w:val="24"/>
+                <w:szCs w:val="24"/>
+                <w:lang w:eastAsia="hu-HU"/>
+              </w:rPr>
+              <w:tab/>
+            </w:r>
+            <w:r>
+              <w:rPr>
+                <w:rStyle w:val="Hiperhivatkozs"/>
+                <w:noProof/>
+              </w:rPr>
+              <w:t>Királynő mozgása</w:t>
+            </w:r>
+            <w:r>
+              <w:rPr>
+                <w:noProof/>
+                <w:webHidden/>
+              </w:rPr>
+              <w:tab/>
+            </w:r>
+            <w:r>
+              <w:rPr>
+                <w:noProof/>
+                <w:webHidden/>
+              </w:rPr>
+              <w:fldChar w:fldCharType="begin"/>
+            </w:r>
+            <w:r>
+              <w:rPr>
+                <w:noProof/>
+                <w:webHidden/>
+              </w:rPr>
+              <w:instrText xml:space="preserve"> PAGEREF _Toc228386029 \h </w:instrText>
+            </w:r>
+            <w:r>
+              <w:rPr>
+                <w:noProof/>
+                <w:webHidden/>
+              </w:rPr>
+            </w:r>
+            <w:r>
+              <w:rPr>
+                <w:noProof/>
+                <w:webHidden/>
+              </w:rPr>
+              <w:fldChar w:fldCharType="separate"/>
+            </w:r>
+            <w:r>
+              <w:rPr>
+                <w:noProof/>
+                <w:webHidden/>
+              </w:rPr>
+              <w:t>3</w:t>
+            </w:r>
+            <w:r>
+              <w:rPr>
+                <w:noProof/>
+                <w:webHidden/>
+              </w:rPr>
+              <w:fldChar w:fldCharType="end"/>
+            </w:r>
+          </w:hyperlink>
+        </w:p>
+        <w:p>
+          <w:pPr>
+            <w:pStyle w:val="TJ1"/>
+            <w:tabs>
+              <w:tab w:val="left" w:pos="480"/>
+              <w:tab w:val="right" w:leader="dot" w:pos="9062"/>
+            </w:tabs>
+            <w:rPr>
+              <w:rFonts w:eastAsiaTheme="minorEastAsia"/>
+              <w:b w:val="0"/>
+              <w:bCs w:val="0"/>
+              <w:caps w:val="0"/>
+              <w:noProof/>
+              <w:sz w:val="24"/>
+              <w:szCs w:val="24"/>
+              <w:lang w:eastAsia="hu-HU"/>
+            </w:rPr>
+          </w:pPr>
+          <w:hyperlink w:anchor="_Toc228386030" w:history="1">
+            <w:r>
+              <w:rPr>
+                <w:rStyle w:val="Hiperhivatkozs"/>
+                <w:noProof/>
+              </w:rPr>
+              <w:t>4</w:t>
+            </w:r>
+            <w:r>
+              <w:rPr>
+                <w:rFonts w:eastAsiaTheme="minorEastAsia"/>
+                <w:b w:val="0"/>
+                <w:bCs w:val="0"/>
+                <w:caps w:val="0"/>
+                <w:noProof/>
+                <w:sz w:val="24"/>
+                <w:szCs w:val="24"/>
+                <w:lang w:eastAsia="hu-HU"/>
+              </w:rPr>
+              <w:tab/>
+            </w:r>
+            <w:r>
+              <w:rPr>
+                <w:rStyle w:val="Hiperhivatkozs"/>
+                <w:noProof/>
+              </w:rPr>
+              <w:t>Elméleti háttér</w:t>
+            </w:r>
+            <w:r>
+              <w:rPr>
+                <w:noProof/>
+                <w:webHidden/>
+              </w:rPr>
+              <w:tab/>
+            </w:r>
+            <w:r>
+              <w:rPr>
+                <w:noProof/>
+                <w:webHidden/>
+              </w:rPr>
+              <w:fldChar w:fldCharType="begin"/>
+            </w:r>
+            <w:r>
+              <w:rPr>
+                <w:noProof/>
+                <w:webHidden/>
+              </w:rPr>
+              <w:instrText xml:space="preserve"> PAGEREF _Toc228386030 \h </w:instrText>
+            </w:r>
+            <w:r>
+              <w:rPr>
+                <w:noProof/>
+                <w:webHidden/>
+              </w:rPr>
+            </w:r>
+            <w:r>
+              <w:rPr>
+                <w:noProof/>
+                <w:webHidden/>
+              </w:rPr>
+              <w:fldChar w:fldCharType="separate"/>
+            </w:r>
+            <w:r>
+              <w:rPr>
+                <w:noProof/>
+                <w:webHidden/>
+              </w:rPr>
+              <w:t>4</w:t>
+            </w:r>
+            <w:r>
+              <w:rPr>
+                <w:noProof/>
+                <w:webHidden/>
+              </w:rPr>
+              <w:fldChar w:fldCharType="end"/>
+            </w:r>
+          </w:hyperlink>
+        </w:p>
+        <w:p>
+          <w:pPr>
+            <w:pStyle w:val="TJ2"/>
+            <w:tabs>
+              <w:tab w:val="left" w:pos="960"/>
+              <w:tab w:val="right" w:leader="dot" w:pos="9062"/>
+            </w:tabs>
+            <w:rPr>
+              <w:rFonts w:eastAsiaTheme="minorEastAsia"/>
+              <w:smallCaps w:val="0"/>
+              <w:noProof/>
+              <w:sz w:val="24"/>
+              <w:szCs w:val="24"/>
+              <w:lang w:eastAsia="hu-HU"/>
+            </w:rPr>
+          </w:pPr>
+          <w:hyperlink w:anchor="_Toc228386031" w:history="1">
+            <w:r>
+              <w:rPr>
+                <w:rStyle w:val="Hiperhivatkozs"/>
+                <w:noProof/>
+              </w:rPr>
+              <w:t>4.1</w:t>
+            </w:r>
+            <w:r>
+              <w:rPr>
+                <w:rFonts w:eastAsiaTheme="minorEastAsia"/>
+                <w:smallCaps w:val="0"/>
+                <w:noProof/>
+                <w:sz w:val="24"/>
+                <w:szCs w:val="24"/>
+                <w:lang w:eastAsia="hu-HU"/>
+              </w:rPr>
+              <w:tab/>
+            </w:r>
+            <w:r>
+              <w:rPr>
+                <w:rStyle w:val="Hiperhivatkozs"/>
+                <w:noProof/>
+              </w:rPr>
+              <w:t>Evolúciós algoritmusok</w:t>
+            </w:r>
+            <w:r>
+              <w:rPr>
+                <w:noProof/>
+                <w:webHidden/>
+              </w:rPr>
+              <w:tab/>
+            </w:r>
+            <w:r>
+              <w:rPr>
+                <w:noProof/>
+                <w:webHidden/>
+              </w:rPr>
+              <w:fldChar w:fldCharType="begin"/>
+            </w:r>
+            <w:r>
+              <w:rPr>
+                <w:noProof/>
+                <w:webHidden/>
+              </w:rPr>
+              <w:instrText xml:space="preserve"> PAGEREF _Toc228386031 \h </w:instrText>
+            </w:r>
+            <w:r>
+              <w:rPr>
+                <w:noProof/>
+                <w:webHidden/>
+              </w:rPr>
+            </w:r>
+            <w:r>
+              <w:rPr>
+                <w:noProof/>
+                <w:webHidden/>
+              </w:rPr>
+              <w:fldChar w:fldCharType="separate"/>
+            </w:r>
+            <w:r>
+              <w:rPr>
+                <w:noProof/>
+                <w:webHidden/>
+              </w:rPr>
+              <w:t>4</w:t>
+            </w:r>
+            <w:r>
+              <w:rPr>
+                <w:noProof/>
+                <w:webHidden/>
+              </w:rPr>
+              <w:fldChar w:fldCharType="end"/>
+            </w:r>
+          </w:hyperlink>
+        </w:p>
+        <w:p>
+          <w:pPr>
+            <w:pStyle w:val="TJ2"/>
+            <w:tabs>
+              <w:tab w:val="left" w:pos="960"/>
+              <w:tab w:val="right" w:leader="dot" w:pos="9062"/>
+            </w:tabs>
+            <w:rPr>
+              <w:rFonts w:eastAsiaTheme="minorEastAsia"/>
+              <w:smallCaps w:val="0"/>
+              <w:noProof/>
+              <w:sz w:val="24"/>
+              <w:szCs w:val="24"/>
+              <w:lang w:eastAsia="hu-HU"/>
+            </w:rPr>
+          </w:pPr>
+          <w:hyperlink w:anchor="_Toc228386032" w:history="1">
+            <w:r>
+              <w:rPr>
+                <w:rStyle w:val="Hiperhivatkozs"/>
+                <w:noProof/>
+              </w:rPr>
+              <w:t>4.2</w:t>
+            </w:r>
+            <w:r>
+              <w:rPr>
+                <w:rFonts w:eastAsiaTheme="minorEastAsia"/>
+                <w:smallCaps w:val="0"/>
+                <w:noProof/>
+                <w:sz w:val="24"/>
+                <w:szCs w:val="24"/>
+                <w:lang w:eastAsia="hu-HU"/>
+              </w:rPr>
+              <w:tab/>
+            </w:r>
+            <w:r>
+              <w:rPr>
+                <w:rStyle w:val="Hiperhivatkozs"/>
+                <w:noProof/>
+              </w:rPr>
+              <w:t>Genetikus algoritmusok</w:t>
+            </w:r>
+            <w:r>
+              <w:rPr>
+                <w:noProof/>
+                <w:webHidden/>
+              </w:rPr>
+              <w:tab/>
+            </w:r>
+            <w:r>
+              <w:rPr>
+                <w:noProof/>
+                <w:webHidden/>
+              </w:rPr>
+              <w:fldChar w:fldCharType="begin"/>
+            </w:r>
+            <w:r>
+              <w:rPr>
+                <w:noProof/>
+                <w:webHidden/>
+              </w:rPr>
+              <w:instrText xml:space="preserve"> PAGEREF _Toc228386032 \h </w:instrText>
+            </w:r>
+            <w:r>
+              <w:rPr>
+                <w:noProof/>
+                <w:webHidden/>
+              </w:rPr>
+            </w:r>
+            <w:r>
+              <w:rPr>
+                <w:noProof/>
+                <w:webHidden/>
+              </w:rPr>
+              <w:fldChar w:fldCharType="separate"/>
+            </w:r>
+            <w:r>
+              <w:rPr>
+                <w:noProof/>
+                <w:webHidden/>
+              </w:rPr>
+              <w:t>4</w:t>
+            </w:r>
+            <w:r>
+              <w:rPr>
+                <w:noProof/>
+                <w:webHidden/>
+              </w:rPr>
+              <w:fldChar w:fldCharType="end"/>
+            </w:r>
+          </w:hyperlink>
+        </w:p>
+        <w:p>
+          <w:pPr>
+            <w:pStyle w:val="TJ1"/>
+            <w:tabs>
+              <w:tab w:val="left" w:pos="480"/>
+              <w:tab w:val="right" w:leader="dot" w:pos="9062"/>
+            </w:tabs>
+            <w:rPr>
+              <w:rFonts w:eastAsiaTheme="minorEastAsia"/>
+              <w:b w:val="0"/>
+              <w:bCs w:val="0"/>
+              <w:caps w:val="0"/>
+              <w:noProof/>
+              <w:sz w:val="24"/>
+              <w:szCs w:val="24"/>
+              <w:lang w:eastAsia="hu-HU"/>
+            </w:rPr>
+          </w:pPr>
+          <w:hyperlink w:anchor="_Toc228386033" w:history="1">
+            <w:r>
+              <w:rPr>
+                <w:rStyle w:val="Hiperhivatkozs"/>
+                <w:noProof/>
+              </w:rPr>
+              <w:t>5</w:t>
+            </w:r>
+            <w:r>
+              <w:rPr>
+                <w:rFonts w:eastAsiaTheme="minorEastAsia"/>
+                <w:b w:val="0"/>
+                <w:bCs w:val="0"/>
+                <w:caps w:val="0"/>
+                <w:noProof/>
+                <w:sz w:val="24"/>
+                <w:szCs w:val="24"/>
+                <w:lang w:eastAsia="hu-HU"/>
+              </w:rPr>
+              <w:tab/>
+            </w:r>
+            <w:r>
+              <w:rPr>
+                <w:rStyle w:val="Hiperhivatkozs"/>
+                <w:noProof/>
+              </w:rPr>
+              <w:t>Megoldás pszeudokódja</w:t>
+            </w:r>
+            <w:r>
+              <w:rPr>
+                <w:noProof/>
+                <w:webHidden/>
+              </w:rPr>
+              <w:tab/>
+            </w:r>
+            <w:r>
+              <w:rPr>
+                <w:noProof/>
+                <w:webHidden/>
+              </w:rPr>
+              <w:fldChar w:fldCharType="begin"/>
+            </w:r>
+            <w:r>
+              <w:rPr>
+                <w:noProof/>
+                <w:webHidden/>
+              </w:rPr>
+              <w:instrText xml:space="preserve"> PAGEREF _Toc228386033 \h </w:instrText>
+            </w:r>
+            <w:r>
+              <w:rPr>
+                <w:noProof/>
+                <w:webHidden/>
+              </w:rPr>
+            </w:r>
+            <w:r>
+              <w:rPr>
+                <w:noProof/>
+                <w:webHidden/>
+              </w:rPr>
+              <w:fldChar w:fldCharType="separate"/>
+            </w:r>
+            <w:r>
+              <w:rPr>
+                <w:noProof/>
+                <w:webHidden/>
+              </w:rPr>
+              <w:t>5</w:t>
+            </w:r>
+            <w:r>
+              <w:rPr>
+                <w:noProof/>
+                <w:webHidden/>
+              </w:rPr>
+              <w:fldChar w:fldCharType="end"/>
+            </w:r>
+          </w:hyperlink>
+        </w:p>
+        <w:p>
+          <w:pPr>
+            <w:pStyle w:val="TJ1"/>
+            <w:tabs>
+              <w:tab w:val="left" w:pos="480"/>
+              <w:tab w:val="right" w:leader="dot" w:pos="9062"/>
+            </w:tabs>
+            <w:rPr>
+              <w:rFonts w:eastAsiaTheme="minorEastAsia"/>
+              <w:b w:val="0"/>
+              <w:bCs w:val="0"/>
+              <w:caps w:val="0"/>
+              <w:noProof/>
+              <w:sz w:val="24"/>
+              <w:szCs w:val="24"/>
+              <w:lang w:eastAsia="hu-HU"/>
+            </w:rPr>
+          </w:pPr>
+          <w:hyperlink w:anchor="_Toc228386034" w:history="1">
+            <w:r>
+              <w:rPr>
+                <w:rStyle w:val="Hiperhivatkozs"/>
+                <w:noProof/>
+              </w:rPr>
+              <w:t>6</w:t>
+            </w:r>
+            <w:r>
+              <w:rPr>
+                <w:rFonts w:eastAsiaTheme="minorEastAsia"/>
+                <w:b w:val="0"/>
+                <w:bCs w:val="0"/>
+                <w:caps w:val="0"/>
+                <w:noProof/>
+                <w:sz w:val="24"/>
+                <w:szCs w:val="24"/>
+                <w:lang w:eastAsia="hu-HU"/>
+              </w:rPr>
+              <w:tab/>
+            </w:r>
+            <w:r>
+              <w:rPr>
+                <w:rStyle w:val="Hiperhivatkozs"/>
+                <w:noProof/>
+              </w:rPr>
+              <w:t>Paraméterek</w:t>
+            </w:r>
+            <w:r>
+              <w:rPr>
+                <w:noProof/>
+                <w:webHidden/>
+              </w:rPr>
+              <w:tab/>
+            </w:r>
+            <w:r>
+              <w:rPr>
+                <w:noProof/>
+                <w:webHidden/>
+              </w:rPr>
+              <w:fldChar w:fldCharType="begin"/>
+            </w:r>
+            <w:r>
+              <w:rPr>
+                <w:noProof/>
+                <w:webHidden/>
+              </w:rPr>
+              <w:instrText xml:space="preserve"> PAGEREF _Toc228386034 \h </w:instrText>
+            </w:r>
+            <w:r>
+              <w:rPr>
+                <w:noProof/>
+                <w:webHidden/>
+              </w:rPr>
+            </w:r>
+            <w:r>
+              <w:rPr>
+                <w:noProof/>
+                <w:webHidden/>
+              </w:rPr>
+              <w:fldChar w:fldCharType="separate"/>
+            </w:r>
+            <w:r>
+              <w:rPr>
+                <w:noProof/>
+                <w:webHidden/>
+              </w:rPr>
+              <w:t>6</w:t>
+            </w:r>
+            <w:r>
+              <w:rPr>
+                <w:noProof/>
+                <w:webHidden/>
+              </w:rPr>
+              <w:fldChar w:fldCharType="end"/>
+            </w:r>
+          </w:hyperlink>
+        </w:p>
+        <w:p>
+          <w:pPr>
+            <w:pStyle w:val="TJ2"/>
+            <w:tabs>
+              <w:tab w:val="left" w:pos="960"/>
+              <w:tab w:val="right" w:leader="dot" w:pos="9062"/>
+            </w:tabs>
+            <w:rPr>
+              <w:rFonts w:eastAsiaTheme="minorEastAsia"/>
+              <w:smallCaps w:val="0"/>
+              <w:noProof/>
+              <w:sz w:val="24"/>
+              <w:szCs w:val="24"/>
+              <w:lang w:eastAsia="hu-HU"/>
+            </w:rPr>
+          </w:pPr>
+          <w:hyperlink w:anchor="_Toc228386035" w:history="1">
+            <w:r>
+              <w:rPr>
+                <w:rStyle w:val="Hiperhivatkozs"/>
+                <w:noProof/>
+              </w:rPr>
+              <w:t>6.1</w:t>
+            </w:r>
+            <w:r>
+              <w:rPr>
+                <w:rFonts w:eastAsiaTheme="minorEastAsia"/>
+                <w:smallCaps w:val="0"/>
+                <w:noProof/>
+                <w:sz w:val="24"/>
+                <w:szCs w:val="24"/>
+                <w:lang w:eastAsia="hu-HU"/>
+              </w:rPr>
+              <w:tab/>
+            </w:r>
+            <w:r>
+              <w:rPr>
+                <w:rStyle w:val="Hiperhivatkozs"/>
+                <w:noProof/>
+              </w:rPr>
+              <w:t>Alkalmazott paraméterek</w:t>
+            </w:r>
+            <w:r>
+              <w:rPr>
+                <w:noProof/>
+                <w:webHidden/>
+              </w:rPr>
+              <w:tab/>
+            </w:r>
+            <w:r>
+              <w:rPr>
+                <w:noProof/>
+                <w:webHidden/>
+              </w:rPr>
+              <w:fldChar w:fldCharType="begin"/>
+            </w:r>
+            <w:r>
+              <w:rPr>
+                <w:noProof/>
+                <w:webHidden/>
+              </w:rPr>
+              <w:instrText xml:space="preserve"> PAGEREF _Toc228386035 \h </w:instrText>
+            </w:r>
+            <w:r>
+              <w:rPr>
+                <w:noProof/>
+                <w:webHidden/>
+              </w:rPr>
+            </w:r>
+            <w:r>
+              <w:rPr>
+                <w:noProof/>
+                <w:webHidden/>
+              </w:rPr>
+              <w:fldChar w:fldCharType="separate"/>
+            </w:r>
+            <w:r>
+              <w:rPr>
+                <w:noProof/>
+                <w:webHidden/>
+              </w:rPr>
+              <w:t>6</w:t>
+            </w:r>
+            <w:r>
+              <w:rPr>
+                <w:noProof/>
+                <w:webHidden/>
+              </w:rPr>
+              <w:fldChar w:fldCharType="end"/>
+            </w:r>
+          </w:hyperlink>
+        </w:p>
+        <w:p>
+          <w:pPr>
+            <w:pStyle w:val="TJ2"/>
+            <w:tabs>
+              <w:tab w:val="left" w:pos="960"/>
+              <w:tab w:val="right" w:leader="dot" w:pos="9062"/>
+            </w:tabs>
+            <w:rPr>
+              <w:rFonts w:eastAsiaTheme="minorEastAsia"/>
+              <w:smallCaps w:val="0"/>
+              <w:noProof/>
+              <w:sz w:val="24"/>
+              <w:szCs w:val="24"/>
+              <w:lang w:eastAsia="hu-HU"/>
+            </w:rPr>
+          </w:pPr>
+          <w:hyperlink w:anchor="_Toc228386036" w:history="1">
+            <w:r>
+              <w:rPr>
+                <w:rStyle w:val="Hiperhivatkozs"/>
+                <w:noProof/>
+              </w:rPr>
+              <w:t>6.2</w:t>
+            </w:r>
+            <w:r>
+              <w:rPr>
+                <w:rFonts w:eastAsiaTheme="minorEastAsia"/>
+                <w:smallCaps w:val="0"/>
+                <w:noProof/>
+                <w:sz w:val="24"/>
+                <w:szCs w:val="24"/>
+                <w:lang w:eastAsia="hu-HU"/>
+              </w:rPr>
+              <w:tab/>
+            </w:r>
+            <w:r>
+              <w:rPr>
+                <w:rStyle w:val="Hiperhivatkozs"/>
+                <w:noProof/>
+              </w:rPr>
+              <w:t>Paraméterhangolás</w:t>
+            </w:r>
+            <w:r>
+              <w:rPr>
+                <w:noProof/>
+                <w:webHidden/>
+              </w:rPr>
+              <w:tab/>
+            </w:r>
+            <w:r>
+              <w:rPr>
+                <w:noProof/>
+                <w:webHidden/>
+              </w:rPr>
+              <w:fldChar w:fldCharType="begin"/>
+            </w:r>
+            <w:r>
+              <w:rPr>
+                <w:noProof/>
+                <w:webHidden/>
+              </w:rPr>
+              <w:instrText xml:space="preserve"> PAGEREF _Toc228386036 \h </w:instrText>
+            </w:r>
+            <w:r>
+              <w:rPr>
+                <w:noProof/>
+                <w:webHidden/>
+              </w:rPr>
+            </w:r>
+            <w:r>
+              <w:rPr>
+                <w:noProof/>
+                <w:webHidden/>
+              </w:rPr>
+              <w:fldChar w:fldCharType="separate"/>
+            </w:r>
+            <w:r>
+              <w:rPr>
+                <w:noProof/>
+                <w:webHidden/>
+              </w:rPr>
+              <w:t>6</w:t>
+            </w:r>
+            <w:r>
+              <w:rPr>
+                <w:noProof/>
+                <w:webHidden/>
+              </w:rPr>
+              <w:fldChar w:fldCharType="end"/>
+            </w:r>
+          </w:hyperlink>
+        </w:p>
+        <w:p>
+          <w:pPr>
+            <w:pStyle w:val="TJ3"/>
+            <w:tabs>
+              <w:tab w:val="left" w:pos="1200"/>
+              <w:tab w:val="right" w:leader="dot" w:pos="9062"/>
+            </w:tabs>
+            <w:rPr>
+              <w:rFonts w:eastAsiaTheme="minorEastAsia"/>
+              <w:i w:val="0"/>
+              <w:iCs w:val="0"/>
+              <w:noProof/>
+              <w:sz w:val="24"/>
+              <w:szCs w:val="24"/>
+              <w:lang w:eastAsia="hu-HU"/>
+            </w:rPr>
+          </w:pPr>
+          <w:hyperlink w:anchor="_Toc228386037" w:history="1">
+            <w:r>
+              <w:rPr>
+                <w:rStyle w:val="Hiperhivatkozs"/>
+                <w:noProof/>
+              </w:rPr>
+              <w:t>6.2.1</w:t>
+            </w:r>
+            <w:r>
+              <w:rPr>
+                <w:rFonts w:eastAsiaTheme="minorEastAsia"/>
+                <w:i w:val="0"/>
+                <w:iCs w:val="0"/>
+                <w:noProof/>
+                <w:sz w:val="24"/>
+                <w:szCs w:val="24"/>
+                <w:lang w:eastAsia="hu-HU"/>
+              </w:rPr>
+              <w:tab/>
+            </w:r>
+            <w:r>
+              <w:rPr>
+                <w:rStyle w:val="Hiperhivatkozs"/>
+                <w:noProof/>
+              </w:rPr>
+              <w:t>Mutációs ráta vizsgálata</w:t>
+            </w:r>
+            <w:r>
+              <w:rPr>
+                <w:noProof/>
+                <w:webHidden/>
+              </w:rPr>
+              <w:tab/>
+            </w:r>
+            <w:r>
+              <w:rPr>
+                <w:noProof/>
+                <w:webHidden/>
+              </w:rPr>
+              <w:fldChar w:fldCharType="begin"/>
+            </w:r>
+            <w:r>
+              <w:rPr>
+                <w:noProof/>
+                <w:webHidden/>
+              </w:rPr>
+              <w:instrText xml:space="preserve"> PAGEREF _Toc228386037 \h </w:instrText>
+            </w:r>
+            <w:r>
+              <w:rPr>
+                <w:noProof/>
+                <w:webHidden/>
+              </w:rPr>
+            </w:r>
+            <w:r>
+              <w:rPr>
+                <w:noProof/>
+                <w:webHidden/>
+              </w:rPr>
+              <w:fldChar w:fldCharType="separate"/>
+            </w:r>
+            <w:r>
+              <w:rPr>
+                <w:noProof/>
+                <w:webHidden/>
+              </w:rPr>
+              <w:t>6</w:t>
+            </w:r>
+            <w:r>
+              <w:rPr>
+                <w:noProof/>
+                <w:webHidden/>
+              </w:rPr>
+              <w:fldChar w:fldCharType="end"/>
+            </w:r>
+          </w:hyperlink>
+        </w:p>
+        <w:p>
+          <w:pPr>
+            <w:pStyle w:val="TJ3"/>
+            <w:tabs>
+              <w:tab w:val="left" w:pos="1200"/>
+              <w:tab w:val="right" w:leader="dot" w:pos="9062"/>
+            </w:tabs>
+            <w:rPr>
+              <w:rFonts w:eastAsiaTheme="minorEastAsia"/>
+              <w:i w:val="0"/>
+              <w:iCs w:val="0"/>
+              <w:noProof/>
+              <w:sz w:val="24"/>
+              <w:szCs w:val="24"/>
+              <w:lang w:eastAsia="hu-HU"/>
+            </w:rPr>
+          </w:pPr>
+          <w:hyperlink w:anchor="_Toc228386038" w:history="1">
+            <w:r>
+              <w:rPr>
+                <w:rStyle w:val="Hiperhivatkozs"/>
+                <w:noProof/>
+              </w:rPr>
+              <w:t>6.2.2</w:t>
+            </w:r>
+            <w:r>
+              <w:rPr>
+                <w:rFonts w:eastAsiaTheme="minorEastAsia"/>
+                <w:i w:val="0"/>
+                <w:iCs w:val="0"/>
+                <w:noProof/>
+                <w:sz w:val="24"/>
+                <w:szCs w:val="24"/>
+                <w:lang w:eastAsia="hu-HU"/>
+              </w:rPr>
+              <w:tab/>
+            </w:r>
+            <w:r>
+              <w:rPr>
+                <w:rStyle w:val="Hiperhivatkozs"/>
+                <w:noProof/>
+              </w:rPr>
+              <w:t>Populációméret vizsgálata</w:t>
+            </w:r>
+            <w:r>
+              <w:rPr>
+                <w:noProof/>
+                <w:webHidden/>
+              </w:rPr>
+              <w:tab/>
+            </w:r>
+            <w:r>
+              <w:rPr>
+                <w:noProof/>
+                <w:webHidden/>
+              </w:rPr>
+              <w:fldChar w:fldCharType="begin"/>
+            </w:r>
+            <w:r>
+              <w:rPr>
+                <w:noProof/>
+                <w:webHidden/>
+              </w:rPr>
+              <w:instrText xml:space="preserve"> PAGEREF _Toc228386038 \h </w:instrText>
+            </w:r>
+            <w:r>
+              <w:rPr>
+                <w:noProof/>
+                <w:webHidden/>
+              </w:rPr>
+            </w:r>
+            <w:r>
+              <w:rPr>
+                <w:noProof/>
+                <w:webHidden/>
+              </w:rPr>
+              <w:fldChar w:fldCharType="separate"/>
+            </w:r>
+            <w:r>
+              <w:rPr>
+                <w:noProof/>
+                <w:webHidden/>
+              </w:rPr>
+              <w:t>6</w:t>
+            </w:r>
+            <w:r>
+              <w:rPr>
+                <w:noProof/>
+                <w:webHidden/>
+              </w:rPr>
+              <w:fldChar w:fldCharType="end"/>
+            </w:r>
+          </w:hyperlink>
+        </w:p>
+        <w:p>
+          <w:pPr>
+            <w:pStyle w:val="TJ3"/>
+            <w:tabs>
+              <w:tab w:val="left" w:pos="1200"/>
+              <w:tab w:val="right" w:leader="dot" w:pos="9062"/>
+            </w:tabs>
+            <w:rPr>
+              <w:rFonts w:eastAsiaTheme="minorEastAsia"/>
+              <w:i w:val="0"/>
+              <w:iCs w:val="0"/>
+              <w:noProof/>
+              <w:sz w:val="24"/>
+              <w:szCs w:val="24"/>
+              <w:lang w:eastAsia="hu-HU"/>
+            </w:rPr>
+          </w:pPr>
+          <w:hyperlink w:anchor="_Toc228386039" w:history="1">
+            <w:r>
+              <w:rPr>
+                <w:rStyle w:val="Hiperhivatkozs"/>
+                <w:noProof/>
+              </w:rPr>
+              <w:t>6.2.3</w:t>
+            </w:r>
+            <w:r>
+              <w:rPr>
+                <w:rFonts w:eastAsiaTheme="minorEastAsia"/>
+                <w:i w:val="0"/>
+                <w:iCs w:val="0"/>
+                <w:noProof/>
+                <w:sz w:val="24"/>
+                <w:szCs w:val="24"/>
+                <w:lang w:eastAsia="hu-HU"/>
+              </w:rPr>
+              <w:tab/>
+            </w:r>
+            <w:r>
+              <w:rPr>
+                <w:rStyle w:val="Hiperhivatkozs"/>
+                <w:noProof/>
+              </w:rPr>
+              <w:t>Elitizmus vizsgálata</w:t>
+            </w:r>
+            <w:r>
+              <w:rPr>
+                <w:noProof/>
+                <w:webHidden/>
+              </w:rPr>
+              <w:tab/>
+            </w:r>
+            <w:r>
+              <w:rPr>
+                <w:noProof/>
+                <w:webHidden/>
+              </w:rPr>
+              <w:fldChar w:fldCharType="begin"/>
+            </w:r>
+            <w:r>
+              <w:rPr>
+                <w:noProof/>
+                <w:webHidden/>
+              </w:rPr>
+              <w:instrText xml:space="preserve"> PAGEREF _Toc228386039 \h </w:instrText>
+            </w:r>
+            <w:r>
+              <w:rPr>
+                <w:noProof/>
+                <w:webHidden/>
+              </w:rPr>
+            </w:r>
+            <w:r>
+              <w:rPr>
+                <w:noProof/>
+                <w:webHidden/>
+              </w:rPr>
+              <w:fldChar w:fldCharType="separate"/>
+            </w:r>
+            <w:r>
+              <w:rPr>
+                <w:noProof/>
+                <w:webHidden/>
+              </w:rPr>
+              <w:t>7</w:t>
+            </w:r>
+            <w:r>
+              <w:rPr>
+                <w:noProof/>
+                <w:webHidden/>
+              </w:rPr>
+              <w:fldChar w:fldCharType="end"/>
+            </w:r>
+          </w:hyperlink>
+        </w:p>
+        <w:p>
+          <w:pPr>
+            <w:pStyle w:val="TJ3"/>
+            <w:tabs>
+              <w:tab w:val="left" w:pos="1200"/>
+              <w:tab w:val="right" w:leader="dot" w:pos="9062"/>
+            </w:tabs>
+            <w:rPr>
+              <w:rFonts w:eastAsiaTheme="minorEastAsia"/>
+              <w:i w:val="0"/>
+              <w:iCs w:val="0"/>
+              <w:noProof/>
+              <w:sz w:val="24"/>
+              <w:szCs w:val="24"/>
+              <w:lang w:eastAsia="hu-HU"/>
+            </w:rPr>
+          </w:pPr>
+          <w:hyperlink w:anchor="_Toc228386040" w:history="1">
+            <w:r>
+              <w:rPr>
+                <w:rStyle w:val="Hiperhivatkozs"/>
+                <w:noProof/>
+              </w:rPr>
+              <w:t>6.2.4</w:t>
+            </w:r>
+            <w:r>
+              <w:rPr>
+                <w:rFonts w:eastAsiaTheme="minorEastAsia"/>
+                <w:i w:val="0"/>
+                <w:iCs w:val="0"/>
+                <w:noProof/>
+                <w:sz w:val="24"/>
+                <w:szCs w:val="24"/>
+                <w:lang w:eastAsia="hu-HU"/>
+              </w:rPr>
+              <w:tab/>
+            </w:r>
+            <w:r>
+              <w:rPr>
+                <w:rStyle w:val="Hiperhivatkozs"/>
+                <w:noProof/>
+              </w:rPr>
+              <w:t>Végleges paraméterválasztás</w:t>
+            </w:r>
+            <w:r>
+              <w:rPr>
+                <w:noProof/>
+                <w:webHidden/>
+              </w:rPr>
+              <w:tab/>
+            </w:r>
+            <w:r>
+              <w:rPr>
+                <w:noProof/>
+                <w:webHidden/>
+              </w:rPr>
+              <w:fldChar w:fldCharType="begin"/>
+            </w:r>
+            <w:r>
+              <w:rPr>
+                <w:noProof/>
+                <w:webHidden/>
+              </w:rPr>
+              <w:instrText xml:space="preserve"> PAGEREF _Toc228386040 \h </w:instrText>
+            </w:r>
+            <w:r>
+              <w:rPr>
+                <w:noProof/>
+                <w:webHidden/>
+              </w:rPr>
+            </w:r>
+            <w:r>
+              <w:rPr>
+                <w:noProof/>
+                <w:webHidden/>
+              </w:rPr>
+              <w:fldChar w:fldCharType="separate"/>
+            </w:r>
+            <w:r>
+              <w:rPr>
+                <w:noProof/>
+                <w:webHidden/>
+              </w:rPr>
+              <w:t>7</w:t>
+            </w:r>
+            <w:r>
+              <w:rPr>
+                <w:noProof/>
+                <w:webHidden/>
+              </w:rPr>
+              <w:fldChar w:fldCharType="end"/>
+            </w:r>
+          </w:hyperlink>
+        </w:p>
+        <w:p>
+          <w:pPr>
+            <w:pStyle w:val="TJ2"/>
+            <w:tabs>
+              <w:tab w:val="left" w:pos="960"/>
+              <w:tab w:val="right" w:leader="dot" w:pos="9062"/>
+            </w:tabs>
+            <w:rPr>
+              <w:rFonts w:eastAsiaTheme="minorEastAsia"/>
+              <w:smallCaps w:val="0"/>
+              <w:noProof/>
+              <w:sz w:val="24"/>
+              <w:szCs w:val="24"/>
+              <w:lang w:eastAsia="hu-HU"/>
+            </w:rPr>
+          </w:pPr>
+          <w:hyperlink w:anchor="_Toc228386041" w:history="1">
+            <w:r>
+              <w:rPr>
+                <w:rStyle w:val="Hiperhivatkozs"/>
+                <w:noProof/>
+              </w:rPr>
+              <w:t>6.3</w:t>
+            </w:r>
+            <w:r>
+              <w:rPr>
+                <w:rFonts w:eastAsiaTheme="minorEastAsia"/>
+                <w:smallCaps w:val="0"/>
+                <w:noProof/>
+                <w:sz w:val="24"/>
+                <w:szCs w:val="24"/>
+                <w:lang w:eastAsia="hu-HU"/>
+              </w:rPr>
+              <w:tab/>
+            </w:r>
+            <w:r>
+              <w:rPr>
+                <w:rStyle w:val="Hiperhivatkozs"/>
+                <w:noProof/>
+              </w:rPr>
+              <w:t>Megfigyelések</w:t>
+            </w:r>
+            <w:r>
+              <w:rPr>
+                <w:noProof/>
+                <w:webHidden/>
+              </w:rPr>
+              <w:tab/>
+            </w:r>
+            <w:r>
+              <w:rPr>
+                <w:noProof/>
+                <w:webHidden/>
+              </w:rPr>
+              <w:fldChar w:fldCharType="begin"/>
+            </w:r>
+            <w:r>
+              <w:rPr>
+                <w:noProof/>
+                <w:webHidden/>
+              </w:rPr>
+              <w:instrText xml:space="preserve"> PAGEREF _Toc228386041 \h </w:instrText>
+            </w:r>
+            <w:r>
+              <w:rPr>
+                <w:noProof/>
+                <w:webHidden/>
+              </w:rPr>
+            </w:r>
+            <w:r>
+              <w:rPr>
+                <w:noProof/>
+                <w:webHidden/>
+              </w:rPr>
+              <w:fldChar w:fldCharType="separate"/>
+            </w:r>
+            <w:r>
+              <w:rPr>
+                <w:noProof/>
+                <w:webHidden/>
+              </w:rPr>
+              <w:t>7</w:t>
+            </w:r>
+            <w:r>
+              <w:rPr>
+                <w:noProof/>
+                <w:webHidden/>
+              </w:rPr>
+              <w:fldChar w:fldCharType="end"/>
+            </w:r>
+          </w:hyperlink>
+        </w:p>
+        <w:p>
+          <w:pPr>
+            <w:pStyle w:val="TJ3"/>
+            <w:tabs>
+              <w:tab w:val="left" w:pos="1200"/>
+              <w:tab w:val="right" w:leader="dot" w:pos="9062"/>
+            </w:tabs>
+            <w:rPr>
+              <w:rFonts w:eastAsiaTheme="minorEastAsia"/>
+              <w:i w:val="0"/>
+              <w:iCs w:val="0"/>
+              <w:noProof/>
+              <w:sz w:val="24"/>
+              <w:szCs w:val="24"/>
+              <w:lang w:eastAsia="hu-HU"/>
+            </w:rPr>
+          </w:pPr>
+          <w:hyperlink w:anchor="_Toc228386042" w:history="1">
+            <w:r>
+              <w:rPr>
+                <w:rStyle w:val="Hiperhivatkozs"/>
+                <w:noProof/>
+              </w:rPr>
+              <w:t>6.3.1</w:t>
+            </w:r>
+            <w:r>
+              <w:rPr>
+                <w:rFonts w:eastAsiaTheme="minorEastAsia"/>
+                <w:i w:val="0"/>
+                <w:iCs w:val="0"/>
+                <w:noProof/>
+                <w:sz w:val="24"/>
+                <w:szCs w:val="24"/>
+                <w:lang w:eastAsia="hu-HU"/>
+              </w:rPr>
+              <w:tab/>
+            </w:r>
+            <w:r>
+              <w:rPr>
+                <w:rStyle w:val="Hiperhivatkozs"/>
+                <w:noProof/>
+              </w:rPr>
+              <w:t>A nagyobb populáció segített</w:t>
+            </w:r>
+            <w:r>
+              <w:rPr>
+                <w:noProof/>
+                <w:webHidden/>
+              </w:rPr>
+              <w:tab/>
+            </w:r>
+            <w:r>
+              <w:rPr>
+                <w:noProof/>
+                <w:webHidden/>
+              </w:rPr>
+              <w:fldChar w:fldCharType="begin"/>
+            </w:r>
+            <w:r>
+              <w:rPr>
+                <w:noProof/>
+                <w:webHidden/>
+              </w:rPr>
+              <w:instrText xml:space="preserve"> PAGEREF _Toc228386042 \h </w:instrText>
+            </w:r>
+            <w:r>
+              <w:rPr>
+                <w:noProof/>
+                <w:webHidden/>
+              </w:rPr>
+            </w:r>
+            <w:r>
+              <w:rPr>
+                <w:noProof/>
+                <w:webHidden/>
+              </w:rPr>
+              <w:fldChar w:fldCharType="separate"/>
+            </w:r>
+            <w:r>
+              <w:rPr>
+                <w:noProof/>
+                <w:webHidden/>
+              </w:rPr>
+              <w:t>7</w:t>
+            </w:r>
+            <w:r>
+              <w:rPr>
+                <w:noProof/>
+                <w:webHidden/>
+              </w:rPr>
+              <w:fldChar w:fldCharType="end"/>
+            </w:r>
+          </w:hyperlink>
+        </w:p>
+        <w:p>
+          <w:pPr>
+            <w:pStyle w:val="TJ3"/>
+            <w:tabs>
+              <w:tab w:val="left" w:pos="1200"/>
+              <w:tab w:val="right" w:leader="dot" w:pos="9062"/>
+            </w:tabs>
+            <w:rPr>
+              <w:rFonts w:eastAsiaTheme="minorEastAsia"/>
+              <w:i w:val="0"/>
+              <w:iCs w:val="0"/>
+              <w:noProof/>
+              <w:sz w:val="24"/>
+              <w:szCs w:val="24"/>
+              <w:lang w:eastAsia="hu-HU"/>
+            </w:rPr>
+          </w:pPr>
+          <w:hyperlink w:anchor="_Toc228386043" w:history="1">
+            <w:r>
+              <w:rPr>
+                <w:rStyle w:val="Hiperhivatkozs"/>
+                <w:noProof/>
+              </w:rPr>
+              <w:t>6.3.2</w:t>
+            </w:r>
+            <w:r>
+              <w:rPr>
+                <w:rFonts w:eastAsiaTheme="minorEastAsia"/>
+                <w:i w:val="0"/>
+                <w:iCs w:val="0"/>
+                <w:noProof/>
+                <w:sz w:val="24"/>
+                <w:szCs w:val="24"/>
+                <w:lang w:eastAsia="hu-HU"/>
+              </w:rPr>
+              <w:tab/>
+            </w:r>
+            <w:r>
+              <w:rPr>
+                <w:rStyle w:val="Hiperhivatkozs"/>
+                <w:noProof/>
+              </w:rPr>
+              <w:t>A magasabb mutációs ráta jobb lett</w:t>
+            </w:r>
+            <w:r>
+              <w:rPr>
+                <w:noProof/>
+                <w:webHidden/>
+              </w:rPr>
+              <w:tab/>
+            </w:r>
+            <w:r>
+              <w:rPr>
+                <w:noProof/>
+                <w:webHidden/>
+              </w:rPr>
+              <w:fldChar w:fldCharType="begin"/>
+            </w:r>
+            <w:r>
+              <w:rPr>
+                <w:noProof/>
+                <w:webHidden/>
+              </w:rPr>
+              <w:instrText xml:space="preserve"> PAGEREF _Toc228386043 \h </w:instrText>
+            </w:r>
+            <w:r>
+              <w:rPr>
+                <w:noProof/>
+                <w:webHidden/>
+              </w:rPr>
+            </w:r>
+            <w:r>
+              <w:rPr>
+                <w:noProof/>
+                <w:webHidden/>
+              </w:rPr>
+              <w:fldChar w:fldCharType="separate"/>
+            </w:r>
+            <w:r>
+              <w:rPr>
+                <w:noProof/>
+                <w:webHidden/>
+              </w:rPr>
+              <w:t>7</w:t>
+            </w:r>
+            <w:r>
+              <w:rPr>
+                <w:noProof/>
+                <w:webHidden/>
+              </w:rPr>
+              <w:fldChar w:fldCharType="end"/>
+            </w:r>
+          </w:hyperlink>
+        </w:p>
+        <w:p>
+          <w:pPr>
+            <w:pStyle w:val="TJ3"/>
+            <w:tabs>
+              <w:tab w:val="left" w:pos="1200"/>
+              <w:tab w:val="right" w:leader="dot" w:pos="9062"/>
+            </w:tabs>
+            <w:rPr>
+              <w:rFonts w:eastAsiaTheme="minorEastAsia"/>
+              <w:i w:val="0"/>
+              <w:iCs w:val="0"/>
+              <w:noProof/>
+              <w:sz w:val="24"/>
+              <w:szCs w:val="24"/>
+              <w:lang w:eastAsia="hu-HU"/>
+            </w:rPr>
+          </w:pPr>
+          <w:hyperlink w:anchor="_Toc228386044" w:history="1">
+            <w:r>
+              <w:rPr>
+                <w:rStyle w:val="Hiperhivatkozs"/>
+                <w:noProof/>
+              </w:rPr>
+              <w:t>6.3.3</w:t>
+            </w:r>
+            <w:r>
+              <w:rPr>
+                <w:rFonts w:eastAsiaTheme="minorEastAsia"/>
+                <w:i w:val="0"/>
+                <w:iCs w:val="0"/>
+                <w:noProof/>
+                <w:sz w:val="24"/>
+                <w:szCs w:val="24"/>
+                <w:lang w:eastAsia="hu-HU"/>
+              </w:rPr>
+              <w:tab/>
+            </w:r>
+            <w:r>
+              <w:rPr>
+                <w:rStyle w:val="Hiperhivatkozs"/>
+                <w:noProof/>
+              </w:rPr>
+              <w:t>Az elitizmus nem mindig javít a találatokon</w:t>
+            </w:r>
+            <w:r>
+              <w:rPr>
+                <w:noProof/>
+                <w:webHidden/>
+              </w:rPr>
+              <w:tab/>
+            </w:r>
+            <w:r>
+              <w:rPr>
+                <w:noProof/>
+                <w:webHidden/>
+              </w:rPr>
+              <w:fldChar w:fldCharType="begin"/>
+            </w:r>
+            <w:r>
+              <w:rPr>
+                <w:noProof/>
+                <w:webHidden/>
+              </w:rPr>
+              <w:instrText xml:space="preserve"> PAGEREF _Toc228386044 \h </w:instrText>
+            </w:r>
+            <w:r>
+              <w:rPr>
+                <w:noProof/>
+                <w:webHidden/>
+              </w:rPr>
+            </w:r>
+            <w:r>
+              <w:rPr>
+                <w:noProof/>
+                <w:webHidden/>
+              </w:rPr>
+              <w:fldChar w:fldCharType="separate"/>
+            </w:r>
+            <w:r>
+              <w:rPr>
+                <w:noProof/>
+                <w:webHidden/>
+              </w:rPr>
+              <w:t>8</w:t>
+            </w:r>
+            <w:r>
+              <w:rPr>
+                <w:noProof/>
+                <w:webHidden/>
+              </w:rPr>
+              <w:fldChar w:fldCharType="end"/>
+            </w:r>
+          </w:hyperlink>
+        </w:p>
+        <w:p>
+          <w:pPr>
+            <w:pStyle w:val="TJ1"/>
+            <w:tabs>
+              <w:tab w:val="left" w:pos="480"/>
+              <w:tab w:val="right" w:leader="dot" w:pos="9062"/>
+            </w:tabs>
+            <w:rPr>
+              <w:rFonts w:eastAsiaTheme="minorEastAsia"/>
+              <w:b w:val="0"/>
+              <w:bCs w:val="0"/>
+              <w:caps w:val="0"/>
+              <w:noProof/>
+              <w:sz w:val="24"/>
+              <w:szCs w:val="24"/>
+              <w:lang w:eastAsia="hu-HU"/>
+            </w:rPr>
+          </w:pPr>
+          <w:hyperlink w:anchor="_Toc228386045" w:history="1">
+            <w:r>
+              <w:rPr>
+                <w:rStyle w:val="Hiperhivatkozs"/>
+                <w:noProof/>
+              </w:rPr>
+              <w:t>7</w:t>
+            </w:r>
+            <w:r>
+              <w:rPr>
+                <w:rFonts w:eastAsiaTheme="minorEastAsia"/>
+                <w:b w:val="0"/>
+                <w:bCs w:val="0"/>
+                <w:caps w:val="0"/>
+                <w:noProof/>
+                <w:sz w:val="24"/>
+                <w:szCs w:val="24"/>
+                <w:lang w:eastAsia="hu-HU"/>
+              </w:rPr>
+              <w:tab/>
+            </w:r>
+            <w:r>
+              <w:rPr>
+                <w:rStyle w:val="Hiperhivatkozs"/>
+                <w:noProof/>
+              </w:rPr>
+              <w:t>Program futtatása</w:t>
+            </w:r>
+            <w:r>
+              <w:rPr>
+                <w:noProof/>
+                <w:webHidden/>
+              </w:rPr>
+              <w:tab/>
+            </w:r>
+            <w:r>
+              <w:rPr>
+                <w:noProof/>
+                <w:webHidden/>
+              </w:rPr>
+              <w:fldChar w:fldCharType="begin"/>
+            </w:r>
+            <w:r>
+              <w:rPr>
+                <w:noProof/>
+                <w:webHidden/>
+              </w:rPr>
+              <w:instrText xml:space="preserve"> PAGEREF _Toc228386045 \h </w:instrText>
+            </w:r>
+            <w:r>
+              <w:rPr>
+                <w:noProof/>
+                <w:webHidden/>
+              </w:rPr>
+            </w:r>
+            <w:r>
+              <w:rPr>
+                <w:noProof/>
+                <w:webHidden/>
+              </w:rPr>
+              <w:fldChar w:fldCharType="separate"/>
+            </w:r>
+            <w:r>
+              <w:rPr>
+                <w:noProof/>
+                <w:webHidden/>
+              </w:rPr>
+              <w:t>8</w:t>
+            </w:r>
+            <w:r>
+              <w:rPr>
+                <w:noProof/>
+                <w:webHidden/>
+              </w:rPr>
+              <w:fldChar w:fldCharType="end"/>
+            </w:r>
+          </w:hyperlink>
+        </w:p>
+        <w:p>
+          <w:pPr>
+            <w:pStyle w:val="TJ2"/>
+            <w:tabs>
+              <w:tab w:val="left" w:pos="960"/>
+              <w:tab w:val="right" w:leader="dot" w:pos="9062"/>
+            </w:tabs>
+            <w:rPr>
+              <w:rFonts w:eastAsiaTheme="minorEastAsia"/>
+              <w:smallCaps w:val="0"/>
+              <w:noProof/>
+              <w:sz w:val="24"/>
+              <w:szCs w:val="24"/>
+              <w:lang w:eastAsia="hu-HU"/>
+            </w:rPr>
+          </w:pPr>
+          <w:hyperlink w:anchor="_Toc228386046" w:history="1">
+            <w:r>
+              <w:rPr>
+                <w:rStyle w:val="Hiperhivatkozs"/>
+                <w:noProof/>
+              </w:rPr>
+              <w:t>7.1</w:t>
+            </w:r>
+            <w:r>
+              <w:rPr>
+                <w:rFonts w:eastAsiaTheme="minorEastAsia"/>
+                <w:smallCaps w:val="0"/>
+                <w:noProof/>
+                <w:sz w:val="24"/>
+                <w:szCs w:val="24"/>
+                <w:lang w:eastAsia="hu-HU"/>
+              </w:rPr>
+              <w:tab/>
+            </w:r>
+            <w:r>
+              <w:rPr>
+                <w:rStyle w:val="Hiperhivatkozs"/>
+                <w:noProof/>
+              </w:rPr>
+              <w:t>Alap program futtatása fix értékekkel</w:t>
+            </w:r>
+            <w:r>
+              <w:rPr>
+                <w:noProof/>
+                <w:webHidden/>
+              </w:rPr>
+              <w:tab/>
+            </w:r>
+            <w:r>
+              <w:rPr>
+                <w:noProof/>
+                <w:webHidden/>
+              </w:rPr>
+              <w:fldChar w:fldCharType="begin"/>
+            </w:r>
+            <w:r>
+              <w:rPr>
+                <w:noProof/>
+                <w:webHidden/>
+              </w:rPr>
+              <w:instrText xml:space="preserve"> PAGEREF _Toc228386046 \h </w:instrText>
+            </w:r>
+            <w:r>
+              <w:rPr>
+                <w:noProof/>
+                <w:webHidden/>
+              </w:rPr>
+            </w:r>
+            <w:r>
+              <w:rPr>
+                <w:noProof/>
+                <w:webHidden/>
+              </w:rPr>
+              <w:fldChar w:fldCharType="separate"/>
+            </w:r>
+            <w:r>
+              <w:rPr>
+                <w:noProof/>
+                <w:webHidden/>
+              </w:rPr>
+              <w:t>8</w:t>
+            </w:r>
+            <w:r>
+              <w:rPr>
+                <w:noProof/>
+                <w:webHidden/>
+              </w:rPr>
+              <w:fldChar w:fldCharType="end"/>
+            </w:r>
+          </w:hyperlink>
+        </w:p>
+        <w:p>
+          <w:pPr>
+            <w:pStyle w:val="TJ2"/>
+            <w:tabs>
+              <w:tab w:val="left" w:pos="960"/>
+              <w:tab w:val="right" w:leader="dot" w:pos="9062"/>
+            </w:tabs>
+            <w:rPr>
+              <w:rFonts w:eastAsiaTheme="minorEastAsia"/>
+              <w:smallCaps w:val="0"/>
+              <w:noProof/>
+              <w:sz w:val="24"/>
+              <w:szCs w:val="24"/>
+              <w:lang w:eastAsia="hu-HU"/>
+            </w:rPr>
+          </w:pPr>
+          <w:hyperlink w:anchor="_Toc228386047" w:history="1">
+            <w:r>
+              <w:rPr>
+                <w:rStyle w:val="Hiperhivatkozs"/>
+                <w:noProof/>
+              </w:rPr>
+              <w:t>7.2</w:t>
+            </w:r>
+            <w:r>
+              <w:rPr>
+                <w:rFonts w:eastAsiaTheme="minorEastAsia"/>
+                <w:smallCaps w:val="0"/>
+                <w:noProof/>
+                <w:sz w:val="24"/>
+                <w:szCs w:val="24"/>
+                <w:lang w:eastAsia="hu-HU"/>
+              </w:rPr>
+              <w:tab/>
+            </w:r>
+            <w:r>
+              <w:rPr>
+                <w:rStyle w:val="Hiperhivatkozs"/>
+                <w:noProof/>
+              </w:rPr>
+              <w:t>Benchmark futtatása</w:t>
+            </w:r>
+            <w:r>
+              <w:rPr>
+                <w:noProof/>
+                <w:webHidden/>
+              </w:rPr>
+              <w:tab/>
+            </w:r>
+            <w:r>
+              <w:rPr>
+                <w:noProof/>
+                <w:webHidden/>
+              </w:rPr>
+              <w:fldChar w:fldCharType="begin"/>
+            </w:r>
+            <w:r>
+              <w:rPr>
+                <w:noProof/>
+                <w:webHidden/>
+              </w:rPr>
+              <w:instrText xml:space="preserve"> PAGEREF _Toc228386047 \h </w:instrText>
+            </w:r>
+            <w:r>
+              <w:rPr>
+                <w:noProof/>
+                <w:webHidden/>
+              </w:rPr>
+            </w:r>
+            <w:r>
+              <w:rPr>
+                <w:noProof/>
+                <w:webHidden/>
+              </w:rPr>
+              <w:fldChar w:fldCharType="separate"/>
+            </w:r>
+            <w:r>
+              <w:rPr>
+                <w:noProof/>
+                <w:webHidden/>
+              </w:rPr>
+              <w:t>8</w:t>
+            </w:r>
+            <w:r>
+              <w:rPr>
+                <w:noProof/>
+                <w:webHidden/>
+              </w:rPr>
+              <w:fldChar w:fldCharType="end"/>
+            </w:r>
+          </w:hyperlink>
+        </w:p>
+        <w:p>
+          <w:pPr>
+            <w:pStyle w:val="TJ1"/>
+            <w:tabs>
+              <w:tab w:val="left" w:pos="480"/>
+              <w:tab w:val="right" w:leader="dot" w:pos="9062"/>
+            </w:tabs>
+            <w:rPr>
+              <w:rFonts w:eastAsiaTheme="minorEastAsia"/>
+              <w:b w:val="0"/>
+              <w:bCs w:val="0"/>
+              <w:caps w:val="0"/>
+              <w:noProof/>
+              <w:sz w:val="24"/>
+              <w:szCs w:val="24"/>
+              <w:lang w:eastAsia="hu-HU"/>
+            </w:rPr>
+          </w:pPr>
+          <w:hyperlink w:anchor="_Toc228386048" w:history="1">
+            <w:r>
+              <w:rPr>
+                <w:rStyle w:val="Hiperhivatkozs"/>
+                <w:noProof/>
+              </w:rPr>
+              <w:t>8</w:t>
+            </w:r>
+            <w:r>
+              <w:rPr>
+                <w:rFonts w:eastAsiaTheme="minorEastAsia"/>
+                <w:b w:val="0"/>
+                <w:bCs w:val="0"/>
+                <w:caps w:val="0"/>
+                <w:noProof/>
+                <w:sz w:val="24"/>
+                <w:szCs w:val="24"/>
+                <w:lang w:eastAsia="hu-HU"/>
+              </w:rPr>
+              <w:tab/>
+            </w:r>
+            <w:r>
+              <w:rPr>
+                <w:rStyle w:val="Hiperhivatkozs"/>
+                <w:noProof/>
+              </w:rPr>
+              <w:t>Eredmények összehasonlítása különböző N értékekkel</w:t>
+            </w:r>
+            <w:r>
+              <w:rPr>
+                <w:noProof/>
+                <w:webHidden/>
+              </w:rPr>
+              <w:tab/>
+            </w:r>
+            <w:r>
+              <w:rPr>
+                <w:noProof/>
+                <w:webHidden/>
+              </w:rPr>
+              <w:fldChar w:fldCharType="begin"/>
+            </w:r>
+            <w:r>
+              <w:rPr>
+                <w:noProof/>
+                <w:webHidden/>
+              </w:rPr>
+              <w:instrText xml:space="preserve"> PAGEREF _Toc228386048 \h </w:instrText>
+            </w:r>
+            <w:r>
+              <w:rPr>
+                <w:noProof/>
+                <w:webHidden/>
+              </w:rPr>
+            </w:r>
+            <w:r>
+              <w:rPr>
+                <w:noProof/>
+                <w:webHidden/>
+              </w:rPr>
+              <w:fldChar w:fldCharType="separate"/>
+            </w:r>
+            <w:r>
+              <w:rPr>
+                <w:noProof/>
+                <w:webHidden/>
+              </w:rPr>
+              <w:t>8</w:t>
+            </w:r>
+            <w:r>
+              <w:rPr>
+                <w:noProof/>
+                <w:webHidden/>
+              </w:rPr>
+              <w:fldChar w:fldCharType="end"/>
+            </w:r>
+          </w:hyperlink>
+        </w:p>
+        <w:p>
+          <w:pPr>
+            <w:pStyle w:val="TJ2"/>
+            <w:tabs>
+              <w:tab w:val="left" w:pos="960"/>
+              <w:tab w:val="right" w:leader="dot" w:pos="9062"/>
+            </w:tabs>
+            <w:rPr>
+              <w:rFonts w:eastAsiaTheme="minorEastAsia"/>
+              <w:smallCaps w:val="0"/>
+              <w:noProof/>
+              <w:sz w:val="24"/>
+              <w:szCs w:val="24"/>
+              <w:lang w:eastAsia="hu-HU"/>
+            </w:rPr>
+          </w:pPr>
+          <w:hyperlink w:anchor="_Toc228386049" w:history="1">
+            <w:r>
+              <w:rPr>
+                <w:rStyle w:val="Hiperhivatkozs"/>
+                <w:noProof/>
+              </w:rPr>
+              <w:t>8.1</w:t>
+            </w:r>
+            <w:r>
+              <w:rPr>
+                <w:rFonts w:eastAsiaTheme="minorEastAsia"/>
+                <w:smallCaps w:val="0"/>
+                <w:noProof/>
+                <w:sz w:val="24"/>
+                <w:szCs w:val="24"/>
+                <w:lang w:eastAsia="hu-HU"/>
+              </w:rPr>
+              <w:tab/>
+            </w:r>
+            <w:r>
+              <w:rPr>
+                <w:rStyle w:val="Hiperhivatkozs"/>
+                <w:noProof/>
+              </w:rPr>
+              <w:t>N értékenként legjobb eredmény</w:t>
+            </w:r>
+            <w:r>
+              <w:rPr>
+                <w:noProof/>
+                <w:webHidden/>
+              </w:rPr>
+              <w:tab/>
+            </w:r>
+            <w:r>
+              <w:rPr>
+                <w:noProof/>
+                <w:webHidden/>
+              </w:rPr>
+              <w:fldChar w:fldCharType="begin"/>
+            </w:r>
+            <w:r>
+              <w:rPr>
+                <w:noProof/>
+                <w:webHidden/>
+              </w:rPr>
+              <w:instrText xml:space="preserve"> PAGEREF _Toc228386049 \h </w:instrText>
+            </w:r>
+            <w:r>
+              <w:rPr>
+                <w:noProof/>
+                <w:webHidden/>
+              </w:rPr>
+            </w:r>
+            <w:r>
+              <w:rPr>
+                <w:noProof/>
+                <w:webHidden/>
+              </w:rPr>
+              <w:fldChar w:fldCharType="separate"/>
+            </w:r>
+            <w:r>
+              <w:rPr>
+                <w:noProof/>
+                <w:webHidden/>
+              </w:rPr>
+              <w:t>8</w:t>
+            </w:r>
+            <w:r>
+              <w:rPr>
+                <w:noProof/>
+                <w:webHidden/>
+              </w:rPr>
+              <w:fldChar w:fldCharType="end"/>
+            </w:r>
+          </w:hyperlink>
+        </w:p>
+        <w:p>
+          <w:pPr>
+            <w:pStyle w:val="TJ1"/>
+            <w:tabs>
+              <w:tab w:val="left" w:pos="480"/>
+              <w:tab w:val="right" w:leader="dot" w:pos="9062"/>
+            </w:tabs>
+            <w:rPr>
+              <w:rFonts w:eastAsiaTheme="minorEastAsia"/>
+              <w:b w:val="0"/>
+              <w:bCs w:val="0"/>
+              <w:caps w:val="0"/>
+              <w:noProof/>
+              <w:sz w:val="24"/>
+              <w:szCs w:val="24"/>
+              <w:lang w:eastAsia="hu-HU"/>
+            </w:rPr>
+          </w:pPr>
+          <w:hyperlink w:anchor="_Toc228386050" w:history="1">
+            <w:r>
+              <w:rPr>
+                <w:rStyle w:val="Hiperhivatkozs"/>
+                <w:noProof/>
+              </w:rPr>
+              <w:t>9</w:t>
+            </w:r>
+            <w:r>
+              <w:rPr>
+                <w:rFonts w:eastAsiaTheme="minorEastAsia"/>
+                <w:b w:val="0"/>
+                <w:bCs w:val="0"/>
+                <w:caps w:val="0"/>
+                <w:noProof/>
+                <w:sz w:val="24"/>
+                <w:szCs w:val="24"/>
+                <w:lang w:eastAsia="hu-HU"/>
+              </w:rPr>
+              <w:tab/>
+            </w:r>
+            <w:r>
+              <w:rPr>
+                <w:rStyle w:val="Hiperhivatkozs"/>
+                <w:noProof/>
+              </w:rPr>
+              <w:t>Hivatkozások</w:t>
+            </w:r>
+            <w:r>
+              <w:rPr>
+                <w:noProof/>
+                <w:webHidden/>
+              </w:rPr>
+              <w:tab/>
+            </w:r>
+            <w:r>
+              <w:rPr>
+                <w:noProof/>
+                <w:webHidden/>
+              </w:rPr>
+              <w:fldChar w:fldCharType="begin"/>
+            </w:r>
+            <w:r>
+              <w:rPr>
+                <w:noProof/>
+                <w:webHidden/>
+              </w:rPr>
+              <w:instrText xml:space="preserve"> PAGEREF _Toc228386050 \h </w:instrText>
+            </w:r>
+            <w:r>
+              <w:rPr>
+                <w:noProof/>
+                <w:webHidden/>
+              </w:rPr>
+            </w:r>
+            <w:r>
+              <w:rPr>
+                <w:noProof/>
+                <w:webHidden/>
+              </w:rPr>
+              <w:fldChar w:fldCharType="separate"/>
+            </w:r>
+            <w:r>
+              <w:rPr>
+                <w:noProof/>
+                <w:webHidden/>
+              </w:rPr>
+              <w:t>9</w:t>
+            </w:r>
+            <w:r>
+              <w:rPr>
+                <w:noProof/>
+                <w:webHidden/>
+              </w:rPr>
+              <w:fldChar w:fldCharType="end"/>
+            </w:r>
+          </w:hyperlink>
+        </w:p>
+        <w:p>
+          <w:r>
+            <w:rPr>
+              <w:b/>
+              <w:bCs/>
+              <w:noProof/>
+            </w:rPr>
+            <w:fldChar w:fldCharType="end"/>
+          </w:r>
+        </w:p>
+      </w:sdtContent>
+    </w:sdt>
+    <w:p>
+      <w:r>
+        <w:br w:type="page"/>
+      </w:r>
+    </w:p>
     <w:p/>
     <w:p>
       <w:pPr>
         <w:pStyle w:val="Cmsor1"/>
       </w:pPr>
+      <w:bookmarkStart w:id="1" w:name="_Toc228385668"/>
+      <w:bookmarkStart w:id="2" w:name="_Toc228386027"/>
       <w:r>
         <w:t>Bevezetés</w:t>
       </w:r>
+      <w:bookmarkEnd w:id="1"/>
+      <w:bookmarkEnd w:id="2"/>
     </w:p>
     <w:p>
       <w:pPr>
@@ -52,7 +2589,15 @@
         <w:t>meglehetősen</w:t>
       </w:r>
       <w:r>
-        <w:t xml:space="preserve"> fontos területe. Az ilyen problémák esetében gyakran nem létezik determinisztikus, hatékony megoldás, ezért heurisztikus és metaheurisztikus módszereket alkalmazunk. Az evolúciós algoritmusok</w:t>
+        <w:t xml:space="preserve"> fontos területe. Az ilyen problémák esetében gyakran nem létezik determinisztikus, hatékony megoldás, ezért heurisztikus és </w:t>
+      </w:r>
+      <w:proofErr w:type="spellStart"/>
+      <w:r>
+        <w:t>metaheurisztikus</w:t>
+      </w:r>
+      <w:proofErr w:type="spellEnd"/>
+      <w:r>
+        <w:t xml:space="preserve"> módszereket alkalmazunk. Az evolúciós algoritmusok</w:t>
       </w:r>
       <w:r>
         <w:t xml:space="preserve"> ezen </w:t>
@@ -74,9 +2619,13 @@
         <w:pStyle w:val="Cmsor1"/>
         <w:jc w:val="both"/>
       </w:pPr>
+      <w:bookmarkStart w:id="3" w:name="_Toc228385669"/>
+      <w:bookmarkStart w:id="4" w:name="_Toc228386028"/>
       <w:r>
         <w:t>A feladat leírása</w:t>
       </w:r>
+      <w:bookmarkEnd w:id="3"/>
+      <w:bookmarkEnd w:id="4"/>
     </w:p>
     <w:p>
       <w:pPr>
@@ -93,8 +2642,35 @@
       </w:r>
     </w:p>
     <w:p>
-      <w:r>
-        <w:t>Ez a probléma klasszikus példája a megszorítási kielégítési problémáknak (Constraint Satisfaction Problem, CSP), amelyet széles körben tárgyal a szakirodalom [3].</w:t>
+      <w:pPr>
+        <w:jc w:val="both"/>
+      </w:pPr>
+      <w:r>
+        <w:t>Ez a probléma klasszikus példája a megszorítási kielégítési problémáknak (</w:t>
+      </w:r>
+      <w:proofErr w:type="spellStart"/>
+      <w:r>
+        <w:t>Constraint</w:t>
+      </w:r>
+      <w:proofErr w:type="spellEnd"/>
+      <w:r>
+        <w:t xml:space="preserve"> </w:t>
+      </w:r>
+      <w:proofErr w:type="spellStart"/>
+      <w:r>
+        <w:t>Satisfaction</w:t>
+      </w:r>
+      <w:proofErr w:type="spellEnd"/>
+      <w:r>
+        <w:t xml:space="preserve"> </w:t>
+      </w:r>
+      <w:proofErr w:type="spellStart"/>
+      <w:r>
+        <w:t>Problem</w:t>
+      </w:r>
+      <w:proofErr w:type="spellEnd"/>
+      <w:r>
+        <w:t>, CSP), amelyet széles körben tárgyal a szakirodalom [3].</w:t>
       </w:r>
     </w:p>
     <w:p>
@@ -106,28 +2682,20 @@
       <w:pPr>
         <w:pStyle w:val="Cmsor2"/>
       </w:pPr>
+      <w:bookmarkStart w:id="5" w:name="_Toc228385670"/>
+      <w:bookmarkStart w:id="6" w:name="_Toc228386029"/>
       <w:r>
         <w:t>Királynő mozgása</w:t>
       </w:r>
+      <w:bookmarkEnd w:id="5"/>
+      <w:bookmarkEnd w:id="6"/>
     </w:p>
     <w:p>
+      <w:pPr>
+        <w:jc w:val="both"/>
+      </w:pPr>
       <w:r>
         <w:t>Az alábbi irányokban tud lépni a sakktáblán:</w:t>
-      </w:r>
-    </w:p>
-    <w:p>
-      <w:pPr>
-        <w:pStyle w:val="Listaszerbekezds"/>
-        <w:numPr>
-          <w:ilvl w:val="0"/>
-          <w:numId w:val="10"/>
-        </w:numPr>
-      </w:pPr>
-      <w:r>
-        <w:t>vízszintesen</w:t>
-      </w:r>
-      <w:r>
-        <w:t>,</w:t>
       </w:r>
     </w:p>
     <w:p>
@@ -140,7 +2708,7 @@
         <w:jc w:val="both"/>
       </w:pPr>
       <w:r>
-        <w:t>függőlegesen</w:t>
+        <w:t>vízszintesen</w:t>
       </w:r>
       <w:r>
         <w:t>,</w:t>
@@ -156,13 +2724,32 @@
         <w:jc w:val="both"/>
       </w:pPr>
       <w:r>
-        <w:t>átlósan</w:t>
-      </w:r>
-      <w:r>
-        <w:t>.</w:t>
+        <w:t>függőlegesen</w:t>
+      </w:r>
+      <w:r>
+        <w:t>,</w:t>
       </w:r>
     </w:p>
     <w:p>
+      <w:pPr>
+        <w:pStyle w:val="Listaszerbekezds"/>
+        <w:numPr>
+          <w:ilvl w:val="0"/>
+          <w:numId w:val="10"/>
+        </w:numPr>
+        <w:jc w:val="both"/>
+      </w:pPr>
+      <w:r>
+        <w:t>átlósan</w:t>
+      </w:r>
+      <w:r>
+        <w:t>.</w:t>
+      </w:r>
+    </w:p>
+    <w:p>
+      <w:pPr>
+        <w:jc w:val="both"/>
+      </w:pPr>
       <w:r>
         <w:t>Ezért egy helyes megoldásban</w:t>
       </w:r>
@@ -218,18 +2805,26 @@
       <w:pPr>
         <w:pStyle w:val="Cmsor1"/>
       </w:pPr>
+      <w:bookmarkStart w:id="7" w:name="_Toc228385671"/>
+      <w:bookmarkStart w:id="8" w:name="_Toc228386030"/>
       <w:r>
         <w:lastRenderedPageBreak/>
         <w:t>Elméleti háttér</w:t>
       </w:r>
+      <w:bookmarkEnd w:id="7"/>
+      <w:bookmarkEnd w:id="8"/>
     </w:p>
     <w:p>
       <w:pPr>
         <w:pStyle w:val="Cmsor2"/>
       </w:pPr>
+      <w:bookmarkStart w:id="9" w:name="_Toc228385672"/>
+      <w:bookmarkStart w:id="10" w:name="_Toc228386031"/>
       <w:r>
         <w:t>Evolúciós algoritmusok</w:t>
       </w:r>
+      <w:bookmarkEnd w:id="9"/>
+      <w:bookmarkEnd w:id="10"/>
     </w:p>
     <w:p>
       <w:pPr>
@@ -238,9 +2833,11 @@
       <w:r>
         <w:t xml:space="preserve">Az evolúciós algoritmusok olyan optimalizációs módszerek, amelyek a természetes evolúció folyamatát modellezik. Egy populációból indulnak ki, amely </w:t>
       </w:r>
+      <w:proofErr w:type="spellStart"/>
       <w:r>
         <w:t>egyedekből</w:t>
       </w:r>
+      <w:proofErr w:type="spellEnd"/>
       <w:r>
         <w:t xml:space="preserve"> (lehetséges megoldásokból) áll, és iteratív módon javítják a megoldásokat [1].</w:t>
       </w:r>
@@ -275,8 +2872,13 @@
         </w:numPr>
         <w:jc w:val="both"/>
       </w:pPr>
-      <w:r>
-        <w:t>fitness érték számítása,</w:t>
+      <w:proofErr w:type="spellStart"/>
+      <w:r>
+        <w:t>fitness</w:t>
+      </w:r>
+      <w:proofErr w:type="spellEnd"/>
+      <w:r>
+        <w:t xml:space="preserve"> érték számítása,</w:t>
       </w:r>
     </w:p>
     <w:p>
@@ -323,16 +2925,44 @@
         <w:pStyle w:val="Cmsor2"/>
         <w:jc w:val="both"/>
       </w:pPr>
+      <w:bookmarkStart w:id="11" w:name="_Toc228385673"/>
+      <w:bookmarkStart w:id="12" w:name="_Toc228386032"/>
       <w:r>
         <w:t>Genetikus algoritmusok</w:t>
       </w:r>
+      <w:bookmarkEnd w:id="11"/>
+      <w:bookmarkEnd w:id="12"/>
     </w:p>
     <w:p>
       <w:pPr>
         <w:jc w:val="both"/>
       </w:pPr>
       <w:r>
-        <w:t>A genetikus algoritmusok az evolúciós algoritmusok egy speciális típusa, amelyben az egyedek genetikai reprezentációval rendelkeznek. A populáció fejlődése során a jobb fitness értékű egyedek nagyobb eséllyel kerülnek kiválasztásra [2].</w:t>
+        <w:t xml:space="preserve">A genetikus algoritmusok az evolúciós algoritmusok egy speciális típusa, amelyben az </w:t>
+      </w:r>
+      <w:proofErr w:type="spellStart"/>
+      <w:r>
+        <w:t>egyedek</w:t>
+      </w:r>
+      <w:proofErr w:type="spellEnd"/>
+      <w:r>
+        <w:t xml:space="preserve"> genetikai reprezentációval rendelkeznek. A populáció fejlődése során a jobb </w:t>
+      </w:r>
+      <w:proofErr w:type="spellStart"/>
+      <w:r>
+        <w:t>fitness</w:t>
+      </w:r>
+      <w:proofErr w:type="spellEnd"/>
+      <w:r>
+        <w:t xml:space="preserve"> értékű </w:t>
+      </w:r>
+      <w:proofErr w:type="spellStart"/>
+      <w:r>
+        <w:t>egyedek</w:t>
+      </w:r>
+      <w:proofErr w:type="spellEnd"/>
+      <w:r>
+        <w:t xml:space="preserve"> nagyobb eséllyel kerülnek kiválasztásra [2].</w:t>
       </w:r>
     </w:p>
     <w:p>
@@ -353,7 +2983,31 @@
         <w:jc w:val="both"/>
       </w:pPr>
       <w:r>
-        <w:t>Szelekció: jobb egyedek kiválasztása (pl. tournament selection),</w:t>
+        <w:t xml:space="preserve">Szelekció: jobb </w:t>
+      </w:r>
+      <w:proofErr w:type="spellStart"/>
+      <w:r>
+        <w:t>egyedek</w:t>
+      </w:r>
+      <w:proofErr w:type="spellEnd"/>
+      <w:r>
+        <w:t xml:space="preserve"> kiválasztása (pl. </w:t>
+      </w:r>
+      <w:proofErr w:type="spellStart"/>
+      <w:r>
+        <w:t>tournament</w:t>
+      </w:r>
+      <w:proofErr w:type="spellEnd"/>
+      <w:r>
+        <w:t xml:space="preserve"> </w:t>
+      </w:r>
+      <w:proofErr w:type="spellStart"/>
+      <w:r>
+        <w:t>selection</w:t>
+      </w:r>
+      <w:proofErr w:type="spellEnd"/>
+      <w:r>
+        <w:t>),</w:t>
       </w:r>
     </w:p>
     <w:p>
@@ -379,7 +3033,15 @@
         <w:jc w:val="both"/>
       </w:pPr>
       <w:r>
-        <w:t>Mutáció: véletlenszerű változtatás az egyedeken.</w:t>
+        <w:t xml:space="preserve">Mutáció: véletlenszerű változtatás az </w:t>
+      </w:r>
+      <w:proofErr w:type="spellStart"/>
+      <w:r>
+        <w:t>egyedeken</w:t>
+      </w:r>
+      <w:proofErr w:type="spellEnd"/>
+      <w:r>
+        <w:t>.</w:t>
       </w:r>
     </w:p>
     <w:p>
@@ -387,16 +3049,28 @@
         <w:pStyle w:val="Cmsor1"/>
         <w:jc w:val="both"/>
       </w:pPr>
+      <w:bookmarkStart w:id="13" w:name="_Toc228385674"/>
+      <w:bookmarkStart w:id="14" w:name="_Toc228386033"/>
       <w:r>
         <w:lastRenderedPageBreak/>
-        <w:t>Megoldás pszeudokódja</w:t>
-      </w:r>
+        <w:t xml:space="preserve">Megoldás </w:t>
+      </w:r>
+      <w:proofErr w:type="spellStart"/>
+      <w:r>
+        <w:t>pszeudokódja</w:t>
+      </w:r>
+      <w:bookmarkEnd w:id="13"/>
+      <w:bookmarkEnd w:id="14"/>
+      <w:proofErr w:type="spellEnd"/>
     </w:p>
     <w:p>
       <w:pPr>
         <w:jc w:val="both"/>
       </w:pPr>
       <w:r>
+        <w:rPr>
+          <w:noProof/>
+        </w:rPr>
         <w:drawing>
           <wp:inline distT="0" distB="0" distL="0" distR="0" wp14:anchorId="59DB8770" wp14:editId="5BC5E646">
             <wp:extent cx="5760720" cy="7614920"/>
@@ -413,7 +3087,7 @@
                     <pic:cNvPicPr/>
                   </pic:nvPicPr>
                   <pic:blipFill>
-                    <a:blip r:embed="rId7"/>
+                    <a:blip r:embed="rId8"/>
                     <a:stretch>
                       <a:fillRect/>
                     </a:stretch>
@@ -437,14 +3111,1311 @@
     <w:p>
       <w:pPr>
         <w:pStyle w:val="Cmsor1"/>
-        <w:jc w:val="both"/>
-      </w:pPr>
+      </w:pPr>
+      <w:bookmarkStart w:id="15" w:name="_Toc228385675"/>
+      <w:bookmarkStart w:id="16" w:name="_Toc228386034"/>
       <w:r>
         <w:lastRenderedPageBreak/>
-        <w:t>Program futtatása</w:t>
-      </w:r>
+        <w:t>Paraméterek</w:t>
+      </w:r>
+      <w:bookmarkEnd w:id="15"/>
+      <w:bookmarkEnd w:id="16"/>
     </w:p>
     <w:p>
+      <w:pPr>
+        <w:pStyle w:val="Cmsor2"/>
+      </w:pPr>
+      <w:bookmarkStart w:id="17" w:name="_Toc228385676"/>
+      <w:bookmarkStart w:id="18" w:name="_Toc228386035"/>
+      <w:r>
+        <w:t xml:space="preserve">Alkalmazott </w:t>
+      </w:r>
+      <w:r>
+        <w:t>paraméterek</w:t>
+      </w:r>
+      <w:bookmarkEnd w:id="17"/>
+      <w:bookmarkEnd w:id="18"/>
+    </w:p>
+    <w:p>
+      <w:pPr>
+        <w:jc w:val="both"/>
+      </w:pPr>
+      <w:r>
+        <w:t>Az alábbi paramétereket lehet beállítani a genetikus algoritmus futtatásához:</w:t>
+      </w:r>
+    </w:p>
+    <w:tbl>
+      <w:tblPr>
+        <w:tblStyle w:val="Rcsostblzat"/>
+        <w:tblW w:w="0" w:type="auto"/>
+        <w:tblLook w:val="04A0" w:firstRow="1" w:lastRow="0" w:firstColumn="1" w:lastColumn="0" w:noHBand="0" w:noVBand="1"/>
+      </w:tblPr>
+      <w:tblGrid>
+        <w:gridCol w:w="1980"/>
+        <w:gridCol w:w="1559"/>
+        <w:gridCol w:w="5523"/>
+      </w:tblGrid>
+      <w:tr>
+        <w:tc>
+          <w:tcPr>
+            <w:tcW w:w="1980" w:type="dxa"/>
+          </w:tcPr>
+          <w:p>
+            <w:pPr>
+              <w:jc w:val="center"/>
+              <w:rPr>
+                <w:b/>
+                <w:bCs/>
+              </w:rPr>
+            </w:pPr>
+            <w:r>
+              <w:rPr>
+                <w:b/>
+                <w:bCs/>
+              </w:rPr>
+              <w:t>Paraméter</w:t>
+            </w:r>
+          </w:p>
+        </w:tc>
+        <w:tc>
+          <w:tcPr>
+            <w:tcW w:w="1559" w:type="dxa"/>
+          </w:tcPr>
+          <w:p>
+            <w:pPr>
+              <w:jc w:val="center"/>
+              <w:rPr>
+                <w:b/>
+                <w:bCs/>
+              </w:rPr>
+            </w:pPr>
+            <w:r>
+              <w:rPr>
+                <w:b/>
+                <w:bCs/>
+              </w:rPr>
+              <w:t>Érték</w:t>
+            </w:r>
+          </w:p>
+        </w:tc>
+        <w:tc>
+          <w:tcPr>
+            <w:tcW w:w="5523" w:type="dxa"/>
+          </w:tcPr>
+          <w:p>
+            <w:pPr>
+              <w:jc w:val="center"/>
+              <w:rPr>
+                <w:b/>
+                <w:bCs/>
+              </w:rPr>
+            </w:pPr>
+            <w:r>
+              <w:rPr>
+                <w:b/>
+                <w:bCs/>
+              </w:rPr>
+              <w:t>Jelentés</w:t>
+            </w:r>
+          </w:p>
+        </w:tc>
+      </w:tr>
+      <w:tr>
+        <w:tc>
+          <w:tcPr>
+            <w:tcW w:w="1980" w:type="dxa"/>
+          </w:tcPr>
+          <w:p>
+            <w:proofErr w:type="spellStart"/>
+            <w:r>
+              <w:t>population_size</w:t>
+            </w:r>
+            <w:proofErr w:type="spellEnd"/>
+          </w:p>
+        </w:tc>
+        <w:tc>
+          <w:tcPr>
+            <w:tcW w:w="1559" w:type="dxa"/>
+          </w:tcPr>
+          <w:p>
+            <w:pPr>
+              <w:jc w:val="center"/>
+            </w:pPr>
+            <w:r>
+              <w:t>2</w:t>
+            </w:r>
+            <w:r>
+              <w:t>00</w:t>
+            </w:r>
+          </w:p>
+        </w:tc>
+        <w:tc>
+          <w:tcPr>
+            <w:tcW w:w="5523" w:type="dxa"/>
+          </w:tcPr>
+          <w:p>
+            <w:r>
+              <w:t xml:space="preserve">Egy generációban szereplő </w:t>
+            </w:r>
+            <w:proofErr w:type="spellStart"/>
+            <w:r>
+              <w:t>egyedek</w:t>
+            </w:r>
+            <w:proofErr w:type="spellEnd"/>
+            <w:r>
+              <w:t xml:space="preserve"> száma</w:t>
+            </w:r>
+          </w:p>
+        </w:tc>
+      </w:tr>
+      <w:tr>
+        <w:tc>
+          <w:tcPr>
+            <w:tcW w:w="1980" w:type="dxa"/>
+          </w:tcPr>
+          <w:p>
+            <w:proofErr w:type="spellStart"/>
+            <w:r>
+              <w:t>generations</w:t>
+            </w:r>
+            <w:proofErr w:type="spellEnd"/>
+          </w:p>
+        </w:tc>
+        <w:tc>
+          <w:tcPr>
+            <w:tcW w:w="1559" w:type="dxa"/>
+          </w:tcPr>
+          <w:p>
+            <w:pPr>
+              <w:jc w:val="center"/>
+            </w:pPr>
+            <w:r>
+              <w:t>300</w:t>
+            </w:r>
+          </w:p>
+        </w:tc>
+        <w:tc>
+          <w:tcPr>
+            <w:tcW w:w="5523" w:type="dxa"/>
+          </w:tcPr>
+          <w:p>
+            <w:r>
+              <w:t>Maximális generációszám</w:t>
+            </w:r>
+          </w:p>
+        </w:tc>
+      </w:tr>
+      <w:tr>
+        <w:tc>
+          <w:tcPr>
+            <w:tcW w:w="1980" w:type="dxa"/>
+          </w:tcPr>
+          <w:p>
+            <w:proofErr w:type="spellStart"/>
+            <w:r>
+              <w:t>crossover_rate</w:t>
+            </w:r>
+            <w:proofErr w:type="spellEnd"/>
+          </w:p>
+        </w:tc>
+        <w:tc>
+          <w:tcPr>
+            <w:tcW w:w="1559" w:type="dxa"/>
+          </w:tcPr>
+          <w:p>
+            <w:pPr>
+              <w:jc w:val="center"/>
+            </w:pPr>
+            <w:r>
+              <w:t>0.95</w:t>
+            </w:r>
+          </w:p>
+        </w:tc>
+        <w:tc>
+          <w:tcPr>
+            <w:tcW w:w="5523" w:type="dxa"/>
+          </w:tcPr>
+          <w:p>
+            <w:r>
+              <w:t>Keresztezés valószínűsége</w:t>
+            </w:r>
+          </w:p>
+        </w:tc>
+      </w:tr>
+      <w:tr>
+        <w:tc>
+          <w:tcPr>
+            <w:tcW w:w="1980" w:type="dxa"/>
+          </w:tcPr>
+          <w:p>
+            <w:proofErr w:type="spellStart"/>
+            <w:r>
+              <w:t>mutation_rate</w:t>
+            </w:r>
+            <w:proofErr w:type="spellEnd"/>
+          </w:p>
+        </w:tc>
+        <w:tc>
+          <w:tcPr>
+            <w:tcW w:w="1559" w:type="dxa"/>
+          </w:tcPr>
+          <w:p>
+            <w:pPr>
+              <w:jc w:val="center"/>
+            </w:pPr>
+            <w:r>
+              <w:t>0.</w:t>
+            </w:r>
+            <w:r>
+              <w:t>5</w:t>
+            </w:r>
+          </w:p>
+        </w:tc>
+        <w:tc>
+          <w:tcPr>
+            <w:tcW w:w="5523" w:type="dxa"/>
+          </w:tcPr>
+          <w:p>
+            <w:r>
+              <w:t>Mutáció valószínűsége</w:t>
+            </w:r>
+          </w:p>
+        </w:tc>
+      </w:tr>
+      <w:tr>
+        <w:tc>
+          <w:tcPr>
+            <w:tcW w:w="1980" w:type="dxa"/>
+          </w:tcPr>
+          <w:p>
+            <w:proofErr w:type="spellStart"/>
+            <w:r>
+              <w:t>elite_size</w:t>
+            </w:r>
+            <w:proofErr w:type="spellEnd"/>
+          </w:p>
+        </w:tc>
+        <w:tc>
+          <w:tcPr>
+            <w:tcW w:w="1559" w:type="dxa"/>
+          </w:tcPr>
+          <w:p>
+            <w:pPr>
+              <w:jc w:val="center"/>
+            </w:pPr>
+            <w:r>
+              <w:t>2</w:t>
+            </w:r>
+          </w:p>
+        </w:tc>
+        <w:tc>
+          <w:tcPr>
+            <w:tcW w:w="5523" w:type="dxa"/>
+          </w:tcPr>
+          <w:p>
+            <w:r>
+              <w:t xml:space="preserve">Változatlanul </w:t>
+            </w:r>
+            <w:proofErr w:type="spellStart"/>
+            <w:r>
+              <w:t>továbbvitt</w:t>
+            </w:r>
+            <w:proofErr w:type="spellEnd"/>
+            <w:r>
+              <w:t xml:space="preserve"> legjobb </w:t>
+            </w:r>
+            <w:proofErr w:type="spellStart"/>
+            <w:r>
+              <w:t>egyedek</w:t>
+            </w:r>
+            <w:proofErr w:type="spellEnd"/>
+            <w:r>
+              <w:t xml:space="preserve"> száma</w:t>
+            </w:r>
+          </w:p>
+        </w:tc>
+      </w:tr>
+      <w:tr>
+        <w:tc>
+          <w:tcPr>
+            <w:tcW w:w="1980" w:type="dxa"/>
+          </w:tcPr>
+          <w:p>
+            <w:proofErr w:type="spellStart"/>
+            <w:r>
+              <w:t>tournament_size</w:t>
+            </w:r>
+            <w:proofErr w:type="spellEnd"/>
+          </w:p>
+        </w:tc>
+        <w:tc>
+          <w:tcPr>
+            <w:tcW w:w="1559" w:type="dxa"/>
+          </w:tcPr>
+          <w:p>
+            <w:pPr>
+              <w:jc w:val="center"/>
+            </w:pPr>
+            <w:r>
+              <w:t>4</w:t>
+            </w:r>
+          </w:p>
+        </w:tc>
+        <w:tc>
+          <w:tcPr>
+            <w:tcW w:w="5523" w:type="dxa"/>
+          </w:tcPr>
+          <w:p>
+            <w:proofErr w:type="spellStart"/>
+            <w:r>
+              <w:t>Tournament</w:t>
+            </w:r>
+            <w:proofErr w:type="spellEnd"/>
+            <w:r>
+              <w:t xml:space="preserve"> </w:t>
+            </w:r>
+            <w:proofErr w:type="spellStart"/>
+            <w:r>
+              <w:t>selection</w:t>
+            </w:r>
+            <w:proofErr w:type="spellEnd"/>
+            <w:r>
+              <w:t xml:space="preserve"> sorá</w:t>
+            </w:r>
+            <w:r>
+              <w:t>n</w:t>
+            </w:r>
+            <w:r>
+              <w:t xml:space="preserve"> kiválasztott </w:t>
+            </w:r>
+            <w:proofErr w:type="spellStart"/>
+            <w:r>
+              <w:t>egyedek</w:t>
+            </w:r>
+            <w:proofErr w:type="spellEnd"/>
+            <w:r>
+              <w:t xml:space="preserve"> száma</w:t>
+            </w:r>
+          </w:p>
+        </w:tc>
+      </w:tr>
+      <w:tr>
+        <w:tc>
+          <w:tcPr>
+            <w:tcW w:w="1980" w:type="dxa"/>
+          </w:tcPr>
+          <w:p>
+            <w:proofErr w:type="spellStart"/>
+            <w:r>
+              <w:t>runs</w:t>
+            </w:r>
+            <w:proofErr w:type="spellEnd"/>
+          </w:p>
+        </w:tc>
+        <w:tc>
+          <w:tcPr>
+            <w:tcW w:w="1559" w:type="dxa"/>
+          </w:tcPr>
+          <w:p>
+            <w:pPr>
+              <w:jc w:val="center"/>
+            </w:pPr>
+            <w:r>
+              <w:t>30</w:t>
+            </w:r>
+          </w:p>
+        </w:tc>
+        <w:tc>
+          <w:tcPr>
+            <w:tcW w:w="5523" w:type="dxa"/>
+          </w:tcPr>
+          <w:p>
+            <w:r>
+              <w:t>Futtatások száma</w:t>
+            </w:r>
+          </w:p>
+        </w:tc>
+      </w:tr>
+      <w:tr>
+        <w:tc>
+          <w:tcPr>
+            <w:tcW w:w="1980" w:type="dxa"/>
+          </w:tcPr>
+          <w:p>
+            <w:r>
+              <w:t>N</w:t>
+            </w:r>
+          </w:p>
+        </w:tc>
+        <w:tc>
+          <w:tcPr>
+            <w:tcW w:w="1559" w:type="dxa"/>
+          </w:tcPr>
+          <w:p>
+            <w:pPr>
+              <w:jc w:val="center"/>
+            </w:pPr>
+            <w:r>
+              <w:t>8, 10, 12, 14</w:t>
+            </w:r>
+          </w:p>
+        </w:tc>
+        <w:tc>
+          <w:tcPr>
+            <w:tcW w:w="5523" w:type="dxa"/>
+          </w:tcPr>
+          <w:p>
+            <w:r>
+              <w:t>Vizsgált sakktáblaméretek</w:t>
+            </w:r>
+          </w:p>
+        </w:tc>
+      </w:tr>
+    </w:tbl>
+    <w:p>
+      <w:pPr>
+        <w:jc w:val="both"/>
+      </w:pPr>
+      <w:r>
+        <w:br/>
+      </w:r>
+      <w:r>
+        <w:t xml:space="preserve">A </w:t>
+      </w:r>
+      <w:proofErr w:type="spellStart"/>
+      <w:r>
+        <w:t>fitness</w:t>
+      </w:r>
+      <w:proofErr w:type="spellEnd"/>
+      <w:r>
+        <w:t xml:space="preserve"> függvény a nem ütköző királynők számát maximalizálja. A megoldás akkor tekinthető </w:t>
+      </w:r>
+      <w:r>
+        <w:t>sikeresnek</w:t>
+      </w:r>
+      <w:r>
+        <w:t>, ha a konfliktusok száma 0.</w:t>
+      </w:r>
+    </w:p>
+    <w:p>
+      <w:pPr>
+        <w:pStyle w:val="Cmsor2"/>
+      </w:pPr>
+      <w:bookmarkStart w:id="19" w:name="_Toc228385677"/>
+      <w:bookmarkStart w:id="20" w:name="_Toc228386036"/>
+      <w:r>
+        <w:t>Paraméterhangolás</w:t>
+      </w:r>
+      <w:bookmarkEnd w:id="19"/>
+      <w:bookmarkEnd w:id="20"/>
+    </w:p>
+    <w:p>
+      <w:pPr>
+        <w:jc w:val="both"/>
+      </w:pPr>
+      <w:r>
+        <w:t>A paraméterhangolás lényege, hogy megtaláljuk, hogy a genetikus algoritmus milyen értékekkel talál stabilan és gyorsan megoldást. A kísérletek során többféle mutációs ráta, populációméret és elitizmus érték került kipróbálásra.</w:t>
+      </w:r>
+    </w:p>
+    <w:p>
+      <w:pPr>
+        <w:jc w:val="both"/>
+      </w:pPr>
+      <w:r>
+        <w:t>A paramétereket a benchmark alapján választottam ki</w:t>
+      </w:r>
+      <w:r>
+        <w:t xml:space="preserve">, mellyel </w:t>
+      </w:r>
+      <w:proofErr w:type="spellStart"/>
+      <w:r>
+        <w:t>végigteszteltem</w:t>
+      </w:r>
+      <w:proofErr w:type="spellEnd"/>
+      <w:r>
+        <w:t xml:space="preserve"> a vizsgált értékekkel elérhető minden kombinációt.</w:t>
+      </w:r>
+    </w:p>
+    <w:p>
+      <w:pPr>
+        <w:pStyle w:val="Cmsor3"/>
+      </w:pPr>
+      <w:bookmarkStart w:id="21" w:name="_Toc228385678"/>
+      <w:bookmarkStart w:id="22" w:name="_Toc228386037"/>
+      <w:r>
+        <w:t>Mutációs ráta vizsgálata</w:t>
+      </w:r>
+      <w:bookmarkEnd w:id="21"/>
+      <w:bookmarkEnd w:id="22"/>
+    </w:p>
+    <w:tbl>
+      <w:tblPr>
+        <w:tblStyle w:val="Rcsostblzat"/>
+        <w:tblW w:w="0" w:type="auto"/>
+        <w:tblLook w:val="04A0" w:firstRow="1" w:lastRow="0" w:firstColumn="1" w:lastColumn="0" w:noHBand="0" w:noVBand="1"/>
+      </w:tblPr>
+      <w:tblGrid>
+        <w:gridCol w:w="2547"/>
+        <w:gridCol w:w="6515"/>
+      </w:tblGrid>
+      <w:tr>
+        <w:tc>
+          <w:tcPr>
+            <w:tcW w:w="2547" w:type="dxa"/>
+          </w:tcPr>
+          <w:p>
+            <w:pPr>
+              <w:jc w:val="center"/>
+              <w:rPr>
+                <w:b/>
+                <w:bCs/>
+              </w:rPr>
+            </w:pPr>
+            <w:r>
+              <w:rPr>
+                <w:b/>
+                <w:bCs/>
+              </w:rPr>
+              <w:t>Mutációs ráta</w:t>
+            </w:r>
+          </w:p>
+        </w:tc>
+        <w:tc>
+          <w:tcPr>
+            <w:tcW w:w="6515" w:type="dxa"/>
+          </w:tcPr>
+          <w:p>
+            <w:pPr>
+              <w:jc w:val="center"/>
+              <w:rPr>
+                <w:b/>
+                <w:bCs/>
+              </w:rPr>
+            </w:pPr>
+            <w:r>
+              <w:rPr>
+                <w:b/>
+                <w:bCs/>
+              </w:rPr>
+              <w:t>Tapasztalat</w:t>
+            </w:r>
+          </w:p>
+        </w:tc>
+      </w:tr>
+      <w:tr>
+        <w:tc>
+          <w:tcPr>
+            <w:tcW w:w="2547" w:type="dxa"/>
+          </w:tcPr>
+          <w:p>
+            <w:pPr>
+              <w:jc w:val="center"/>
+            </w:pPr>
+            <w:r>
+              <w:t>0.05</w:t>
+            </w:r>
+          </w:p>
+        </w:tc>
+        <w:tc>
+          <w:tcPr>
+            <w:tcW w:w="6515" w:type="dxa"/>
+          </w:tcPr>
+          <w:p>
+            <w:r>
+              <w:t xml:space="preserve">Alacsony sikerességet adott nagyobb N értékeknél, gyakran </w:t>
+            </w:r>
+            <w:proofErr w:type="spellStart"/>
+            <w:r>
+              <w:t>beragadt</w:t>
+            </w:r>
+            <w:proofErr w:type="spellEnd"/>
+            <w:r>
+              <w:t xml:space="preserve"> lokális optimumba.</w:t>
+            </w:r>
+          </w:p>
+        </w:tc>
+      </w:tr>
+      <w:tr>
+        <w:tc>
+          <w:tcPr>
+            <w:tcW w:w="2547" w:type="dxa"/>
+          </w:tcPr>
+          <w:p>
+            <w:pPr>
+              <w:jc w:val="center"/>
+            </w:pPr>
+            <w:r>
+              <w:t>0.10</w:t>
+            </w:r>
+          </w:p>
+        </w:tc>
+        <w:tc>
+          <w:tcPr>
+            <w:tcW w:w="6515" w:type="dxa"/>
+          </w:tcPr>
+          <w:p>
+            <w:r>
+              <w:t>Kisebb N esetén elfogadható volt, de N=12 és N=14 esetén már kevésbé teljesített jól.</w:t>
+            </w:r>
+          </w:p>
+        </w:tc>
+      </w:tr>
+      <w:tr>
+        <w:tc>
+          <w:tcPr>
+            <w:tcW w:w="2547" w:type="dxa"/>
+          </w:tcPr>
+          <w:p>
+            <w:pPr>
+              <w:jc w:val="center"/>
+            </w:pPr>
+            <w:r>
+              <w:t>0.30</w:t>
+            </w:r>
+          </w:p>
+        </w:tc>
+        <w:tc>
+          <w:tcPr>
+            <w:tcW w:w="6515" w:type="dxa"/>
+          </w:tcPr>
+          <w:p>
+            <w:r>
+              <w:t>Jó eredményeket adott, de nagyobb N értékeknél nem volt minden esetben a legerősebb.</w:t>
+            </w:r>
+          </w:p>
+        </w:tc>
+      </w:tr>
+      <w:tr>
+        <w:tc>
+          <w:tcPr>
+            <w:tcW w:w="2547" w:type="dxa"/>
+          </w:tcPr>
+          <w:p>
+            <w:pPr>
+              <w:jc w:val="center"/>
+            </w:pPr>
+            <w:r>
+              <w:t>0.50</w:t>
+            </w:r>
+          </w:p>
+        </w:tc>
+        <w:tc>
+          <w:tcPr>
+            <w:tcW w:w="6515" w:type="dxa"/>
+          </w:tcPr>
+          <w:p>
+            <w:r>
+              <w:t>A mérések alapján nagyobb N értékeknél ez adta a legjobb sikerességi arányt.</w:t>
+            </w:r>
+          </w:p>
+        </w:tc>
+      </w:tr>
+    </w:tbl>
+    <w:p>
+      <w:pPr>
+        <w:jc w:val="both"/>
+      </w:pPr>
+      <w:r>
+        <w:br/>
+        <w:t xml:space="preserve">A végleges értéknek </w:t>
+      </w:r>
+      <w:r>
+        <w:rPr>
+          <w:i/>
+          <w:iCs/>
+          <w:u w:val="single"/>
+        </w:rPr>
+        <w:t>0.</w:t>
+      </w:r>
+      <w:r>
+        <w:rPr>
+          <w:i/>
+          <w:iCs/>
+          <w:u w:val="single"/>
+        </w:rPr>
+        <w:t>5</w:t>
+      </w:r>
+      <w:r>
+        <w:rPr>
+          <w:i/>
+          <w:iCs/>
+          <w:u w:val="single"/>
+        </w:rPr>
+        <w:t>0</w:t>
+      </w:r>
+      <w:r>
+        <w:t xml:space="preserve"> lett kiválasztva, mert ez biztosította a legjobb </w:t>
+      </w:r>
+      <w:r>
+        <w:t>sikerességi arányt</w:t>
+      </w:r>
+      <w:r>
+        <w:t>.</w:t>
+      </w:r>
+    </w:p>
+    <w:p>
+      <w:pPr>
+        <w:pStyle w:val="Cmsor3"/>
+      </w:pPr>
+      <w:bookmarkStart w:id="23" w:name="_Toc228385679"/>
+      <w:bookmarkStart w:id="24" w:name="_Toc228386038"/>
+      <w:r>
+        <w:t>Populációméret vizsgálata</w:t>
+      </w:r>
+      <w:bookmarkEnd w:id="23"/>
+      <w:bookmarkEnd w:id="24"/>
+    </w:p>
+    <w:tbl>
+      <w:tblPr>
+        <w:tblStyle w:val="Rcsostblzat"/>
+        <w:tblW w:w="0" w:type="auto"/>
+        <w:tblLook w:val="04A0" w:firstRow="1" w:lastRow="0" w:firstColumn="1" w:lastColumn="0" w:noHBand="0" w:noVBand="1"/>
+      </w:tblPr>
+      <w:tblGrid>
+        <w:gridCol w:w="2547"/>
+        <w:gridCol w:w="6515"/>
+      </w:tblGrid>
+      <w:tr>
+        <w:tc>
+          <w:tcPr>
+            <w:tcW w:w="2547" w:type="dxa"/>
+          </w:tcPr>
+          <w:p>
+            <w:pPr>
+              <w:jc w:val="center"/>
+              <w:rPr>
+                <w:b/>
+                <w:bCs/>
+              </w:rPr>
+            </w:pPr>
+            <w:r>
+              <w:rPr>
+                <w:b/>
+                <w:bCs/>
+              </w:rPr>
+              <w:t>Populációméret</w:t>
+            </w:r>
+          </w:p>
+        </w:tc>
+        <w:tc>
+          <w:tcPr>
+            <w:tcW w:w="6515" w:type="dxa"/>
+          </w:tcPr>
+          <w:p>
+            <w:pPr>
+              <w:jc w:val="center"/>
+              <w:rPr>
+                <w:b/>
+                <w:bCs/>
+              </w:rPr>
+            </w:pPr>
+            <w:r>
+              <w:rPr>
+                <w:b/>
+                <w:bCs/>
+              </w:rPr>
+              <w:t>Tapasztalat</w:t>
+            </w:r>
+          </w:p>
+        </w:tc>
+      </w:tr>
+      <w:tr>
+        <w:tc>
+          <w:tcPr>
+            <w:tcW w:w="2547" w:type="dxa"/>
+          </w:tcPr>
+          <w:p>
+            <w:pPr>
+              <w:jc w:val="center"/>
+            </w:pPr>
+            <w:r>
+              <w:t>50</w:t>
+            </w:r>
+          </w:p>
+        </w:tc>
+        <w:tc>
+          <w:tcPr>
+            <w:tcW w:w="6515" w:type="dxa"/>
+          </w:tcPr>
+          <w:p>
+            <w:r>
+              <w:t>Gyorsabb lehet, de nagyobb N értékeknél jelentősen csökkent a sikeresség</w:t>
+            </w:r>
+            <w:r>
+              <w:t>.</w:t>
+            </w:r>
+          </w:p>
+        </w:tc>
+      </w:tr>
+      <w:tr>
+        <w:tc>
+          <w:tcPr>
+            <w:tcW w:w="2547" w:type="dxa"/>
+          </w:tcPr>
+          <w:p>
+            <w:pPr>
+              <w:jc w:val="center"/>
+            </w:pPr>
+            <w:r>
+              <w:lastRenderedPageBreak/>
+              <w:t>100</w:t>
+            </w:r>
+          </w:p>
+        </w:tc>
+        <w:tc>
+          <w:tcPr>
+            <w:tcW w:w="6515" w:type="dxa"/>
+          </w:tcPr>
+          <w:p>
+            <w:pPr>
+              <w:pStyle w:val="p1"/>
+            </w:pPr>
+            <w:r>
+              <w:t>Közepes méretű problémáknál elfogadható eredményt adott, de nem volt minden esetben elég stabil.</w:t>
+            </w:r>
+          </w:p>
+        </w:tc>
+      </w:tr>
+      <w:tr>
+        <w:tc>
+          <w:tcPr>
+            <w:tcW w:w="2547" w:type="dxa"/>
+          </w:tcPr>
+          <w:p>
+            <w:pPr>
+              <w:jc w:val="center"/>
+            </w:pPr>
+            <w:r>
+              <w:t>200</w:t>
+            </w:r>
+          </w:p>
+        </w:tc>
+        <w:tc>
+          <w:tcPr>
+            <w:tcW w:w="6515" w:type="dxa"/>
+          </w:tcPr>
+          <w:p>
+            <w:r>
+              <w:t>A legstabilabb eredményeket adta, különösen N=10, N=12 és N=14 esetén.</w:t>
+            </w:r>
+          </w:p>
+        </w:tc>
+      </w:tr>
+    </w:tbl>
+    <w:p>
+      <w:pPr>
+        <w:jc w:val="both"/>
+      </w:pPr>
+      <w:r>
+        <w:br/>
+      </w:r>
+      <w:r>
+        <w:t xml:space="preserve">A végleges érték </w:t>
+      </w:r>
+      <w:r>
+        <w:rPr>
+          <w:i/>
+          <w:iCs/>
+          <w:u w:val="single"/>
+        </w:rPr>
+        <w:t>2</w:t>
+      </w:r>
+      <w:r>
+        <w:rPr>
+          <w:i/>
+          <w:iCs/>
+          <w:u w:val="single"/>
+        </w:rPr>
+        <w:t>00</w:t>
+      </w:r>
+      <w:r>
+        <w:t xml:space="preserve"> lett, </w:t>
+      </w:r>
+      <w:r>
+        <w:t>mivel ez biztosította a legjobb stabilitást és a legmagasabb sikerességi arányt a vizsgált N értékek többségénél.</w:t>
+      </w:r>
+    </w:p>
+    <w:p>
+      <w:pPr>
+        <w:pStyle w:val="Cmsor3"/>
+      </w:pPr>
+      <w:bookmarkStart w:id="25" w:name="_Toc228385680"/>
+      <w:bookmarkStart w:id="26" w:name="_Toc228386039"/>
+      <w:r>
+        <w:t>Elitizmus vizsgálata</w:t>
+      </w:r>
+      <w:bookmarkEnd w:id="25"/>
+      <w:bookmarkEnd w:id="26"/>
+    </w:p>
+    <w:tbl>
+      <w:tblPr>
+        <w:tblStyle w:val="Rcsostblzat"/>
+        <w:tblW w:w="0" w:type="auto"/>
+        <w:tblLook w:val="04A0" w:firstRow="1" w:lastRow="0" w:firstColumn="1" w:lastColumn="0" w:noHBand="0" w:noVBand="1"/>
+      </w:tblPr>
+      <w:tblGrid>
+        <w:gridCol w:w="2547"/>
+        <w:gridCol w:w="6515"/>
+      </w:tblGrid>
+      <w:tr>
+        <w:tc>
+          <w:tcPr>
+            <w:tcW w:w="2547" w:type="dxa"/>
+          </w:tcPr>
+          <w:p>
+            <w:pPr>
+              <w:jc w:val="center"/>
+              <w:rPr>
+                <w:b/>
+                <w:bCs/>
+              </w:rPr>
+            </w:pPr>
+            <w:proofErr w:type="spellStart"/>
+            <w:r>
+              <w:rPr>
+                <w:b/>
+                <w:bCs/>
+              </w:rPr>
+              <w:t>Elite</w:t>
+            </w:r>
+            <w:proofErr w:type="spellEnd"/>
+            <w:r>
+              <w:rPr>
+                <w:b/>
+                <w:bCs/>
+              </w:rPr>
+              <w:t xml:space="preserve"> </w:t>
+            </w:r>
+            <w:proofErr w:type="spellStart"/>
+            <w:r>
+              <w:rPr>
+                <w:b/>
+                <w:bCs/>
+              </w:rPr>
+              <w:t>size</w:t>
+            </w:r>
+            <w:proofErr w:type="spellEnd"/>
+          </w:p>
+        </w:tc>
+        <w:tc>
+          <w:tcPr>
+            <w:tcW w:w="6515" w:type="dxa"/>
+          </w:tcPr>
+          <w:p>
+            <w:pPr>
+              <w:jc w:val="center"/>
+              <w:rPr>
+                <w:b/>
+                <w:bCs/>
+              </w:rPr>
+            </w:pPr>
+            <w:r>
+              <w:rPr>
+                <w:b/>
+                <w:bCs/>
+              </w:rPr>
+              <w:t>Tapasztalat</w:t>
+            </w:r>
+          </w:p>
+        </w:tc>
+      </w:tr>
+      <w:tr>
+        <w:tc>
+          <w:tcPr>
+            <w:tcW w:w="2547" w:type="dxa"/>
+          </w:tcPr>
+          <w:p>
+            <w:pPr>
+              <w:jc w:val="center"/>
+            </w:pPr>
+            <w:r>
+              <w:t>0</w:t>
+            </w:r>
+          </w:p>
+        </w:tc>
+        <w:tc>
+          <w:tcPr>
+            <w:tcW w:w="6515" w:type="dxa"/>
+          </w:tcPr>
+          <w:p>
+            <w:r>
+              <w:t xml:space="preserve">Bizonyos esetekben jó eredményt adott, de kevésbé stabil, mert a legjobb </w:t>
+            </w:r>
+            <w:proofErr w:type="spellStart"/>
+            <w:r>
+              <w:t>egyedek</w:t>
+            </w:r>
+            <w:proofErr w:type="spellEnd"/>
+            <w:r>
+              <w:t xml:space="preserve"> </w:t>
+            </w:r>
+            <w:proofErr w:type="spellStart"/>
+            <w:r>
+              <w:t>elveszhetnek</w:t>
+            </w:r>
+            <w:proofErr w:type="spellEnd"/>
+            <w:r>
+              <w:t>.</w:t>
+            </w:r>
+          </w:p>
+        </w:tc>
+      </w:tr>
+      <w:tr>
+        <w:tc>
+          <w:tcPr>
+            <w:tcW w:w="2547" w:type="dxa"/>
+          </w:tcPr>
+          <w:p>
+            <w:pPr>
+              <w:jc w:val="center"/>
+            </w:pPr>
+            <w:r>
+              <w:t>2</w:t>
+            </w:r>
+          </w:p>
+        </w:tc>
+        <w:tc>
+          <w:tcPr>
+            <w:tcW w:w="6515" w:type="dxa"/>
+          </w:tcPr>
+          <w:p>
+            <w:r>
+              <w:t xml:space="preserve">Jó kompromisszumot adott: megőrzi a legjobb </w:t>
+            </w:r>
+            <w:proofErr w:type="spellStart"/>
+            <w:r>
+              <w:t>egyedeket</w:t>
+            </w:r>
+            <w:proofErr w:type="spellEnd"/>
+            <w:r>
+              <w:t>, de nem csökkenti túlzottan a változatosságot.</w:t>
+            </w:r>
+          </w:p>
+        </w:tc>
+      </w:tr>
+      <w:tr>
+        <w:tc>
+          <w:tcPr>
+            <w:tcW w:w="2547" w:type="dxa"/>
+          </w:tcPr>
+          <w:p>
+            <w:pPr>
+              <w:jc w:val="center"/>
+            </w:pPr>
+            <w:r>
+              <w:t>4</w:t>
+            </w:r>
+          </w:p>
+        </w:tc>
+        <w:tc>
+          <w:tcPr>
+            <w:tcW w:w="6515" w:type="dxa"/>
+          </w:tcPr>
+          <w:p>
+            <w:r>
+              <w:t>Több esetben megfelelő volt, de nagyobb N értékeknél nem mindig javította az eredményeket.</w:t>
+            </w:r>
+          </w:p>
+        </w:tc>
+      </w:tr>
+      <w:tr>
+        <w:tc>
+          <w:tcPr>
+            <w:tcW w:w="2547" w:type="dxa"/>
+          </w:tcPr>
+          <w:p>
+            <w:pPr>
+              <w:jc w:val="center"/>
+            </w:pPr>
+            <w:r>
+              <w:t>10</w:t>
+            </w:r>
+          </w:p>
+        </w:tc>
+        <w:tc>
+          <w:tcPr>
+            <w:tcW w:w="6515" w:type="dxa"/>
+          </w:tcPr>
+          <w:p>
+            <w:r>
+              <w:t>Túl erős elitizmusnak bizonyult, csökkenthette a populáció diverzitását.</w:t>
+            </w:r>
+          </w:p>
+        </w:tc>
+      </w:tr>
+    </w:tbl>
+    <w:p>
+      <w:pPr>
+        <w:jc w:val="both"/>
+      </w:pPr>
+      <w:r>
+        <w:br/>
+        <w:t xml:space="preserve">A végleges érték </w:t>
+      </w:r>
+      <w:r>
+        <w:rPr>
+          <w:i/>
+          <w:iCs/>
+          <w:u w:val="single"/>
+        </w:rPr>
+        <w:t>2</w:t>
+      </w:r>
+      <w:r>
+        <w:t xml:space="preserve"> lett, </w:t>
+      </w:r>
+      <w:r>
+        <w:t>mert ez adta a legjobb kompromisszumot a stabilitás és a populáció változatosságának fenntartása között.</w:t>
+      </w:r>
+    </w:p>
+    <w:p>
+      <w:pPr>
+        <w:pStyle w:val="Cmsor3"/>
+      </w:pPr>
+      <w:bookmarkStart w:id="27" w:name="_Toc228385681"/>
+      <w:bookmarkStart w:id="28" w:name="_Toc228386040"/>
+      <w:r>
+        <w:t>Végleges paraméterválasztás</w:t>
+      </w:r>
+      <w:bookmarkEnd w:id="27"/>
+      <w:bookmarkEnd w:id="28"/>
+    </w:p>
+    <w:p>
+      <w:pPr>
+        <w:jc w:val="both"/>
+      </w:pPr>
+      <w:r>
+        <w:t>Az alkalmazott paramétereim az 5.1-es pontban megtalálhatóak, azért választottam végül ezeket, mivel így az algoritmus kis méretű problémákon gyorsan, nagyobb N értékek esetén pedig elfogadható sikerességgel talált megoldást.</w:t>
+      </w:r>
+      <w:r>
+        <w:t xml:space="preserve"> </w:t>
+      </w:r>
+      <w:bookmarkStart w:id="29" w:name="_Toc228385682"/>
+      <w:r>
+        <w:t>A magas keresztezési ráta segíti a jó részmegoldások kombinálását, a 0.50-es mutációs ráta pedig nagyobb változatosságot biztosít a populációban, így csökkenti a lokális optimumba ragadás esélyét.</w:t>
+      </w:r>
+    </w:p>
+    <w:p>
+      <w:pPr>
+        <w:pStyle w:val="Cmsor2"/>
+      </w:pPr>
+      <w:bookmarkStart w:id="30" w:name="_Toc228386041"/>
+      <w:r>
+        <w:t>Megfigyelések</w:t>
+      </w:r>
+      <w:bookmarkEnd w:id="29"/>
+      <w:bookmarkEnd w:id="30"/>
+    </w:p>
+    <w:p>
+      <w:pPr>
+        <w:pStyle w:val="Cmsor3"/>
+      </w:pPr>
+      <w:bookmarkStart w:id="31" w:name="_Toc228385683"/>
+      <w:bookmarkStart w:id="32" w:name="_Toc228386042"/>
+      <w:r>
+        <w:t>A nagyobb populáció segített</w:t>
+      </w:r>
+      <w:bookmarkEnd w:id="31"/>
+      <w:bookmarkEnd w:id="32"/>
+    </w:p>
+    <w:p>
+      <w:pPr>
+        <w:jc w:val="both"/>
+      </w:pPr>
+      <w:r>
+        <w:t xml:space="preserve">A </w:t>
+      </w:r>
+      <w:r>
+        <w:rPr>
+          <w:i/>
+          <w:iCs/>
+          <w:u w:val="single"/>
+        </w:rPr>
+        <w:t>200</w:t>
+      </w:r>
+      <w:r>
+        <w:t xml:space="preserve">-as méret általában jobb volt, főleg </w:t>
+      </w:r>
+      <w:r>
+        <w:rPr>
+          <w:i/>
+          <w:iCs/>
+          <w:u w:val="single"/>
+        </w:rPr>
+        <w:t>N=10, 12, 14</w:t>
+      </w:r>
+      <w:r>
+        <w:t xml:space="preserve"> esetében. Ez jól mutatja, hogy a nagyobb populáció növeli a keresési tér lefedését.</w:t>
+      </w:r>
+    </w:p>
+    <w:p>
+      <w:pPr>
+        <w:pStyle w:val="Cmsor3"/>
+      </w:pPr>
+      <w:bookmarkStart w:id="33" w:name="_Toc228385684"/>
+      <w:bookmarkStart w:id="34" w:name="_Toc228386043"/>
+      <w:r>
+        <w:t>A magasabb mutációs ráta jobb lett</w:t>
+      </w:r>
+      <w:bookmarkEnd w:id="33"/>
+      <w:bookmarkEnd w:id="34"/>
+    </w:p>
+    <w:p>
+      <w:pPr>
+        <w:jc w:val="both"/>
+      </w:pPr>
+      <w:r>
+        <w:t xml:space="preserve">A </w:t>
+      </w:r>
+      <w:r>
+        <w:rPr>
+          <w:i/>
+          <w:iCs/>
+          <w:u w:val="single"/>
+        </w:rPr>
+        <w:t>0.5</w:t>
+      </w:r>
+      <w:r>
+        <w:t>-ös érték több esetben nagyon jól teljesít, főleg nagyobb N értékeknél. Ez azt jelenti, hogy az algoritmusnak szüksége van erősebb véletlenszerű változásra, különben könnyebben beragad lokális optimumokba.</w:t>
+      </w:r>
+    </w:p>
+    <w:p>
+      <w:pPr>
+        <w:pStyle w:val="Cmsor3"/>
+      </w:pPr>
+      <w:bookmarkStart w:id="35" w:name="_Toc228385685"/>
+      <w:bookmarkStart w:id="36" w:name="_Toc228386044"/>
+      <w:r>
+        <w:lastRenderedPageBreak/>
+        <w:t>Az elitizmus nem mindig javít a találatokon</w:t>
+      </w:r>
+      <w:bookmarkEnd w:id="35"/>
+      <w:bookmarkEnd w:id="36"/>
+    </w:p>
+    <w:p>
+      <w:pPr>
+        <w:jc w:val="both"/>
+      </w:pPr>
+      <w:r>
+        <w:t>A túl magas elitizmus csökkentheti a populáció diverzitását, ezért nagyobb N értékek esetében nem minden esetben javította az eredményeket.</w:t>
+      </w:r>
+    </w:p>
+    <w:p>
+      <w:pPr>
+        <w:pStyle w:val="Cmsor1"/>
+        <w:jc w:val="both"/>
+      </w:pPr>
+      <w:bookmarkStart w:id="37" w:name="_Toc228385686"/>
+      <w:bookmarkStart w:id="38" w:name="_Toc228386045"/>
+      <w:r>
+        <w:t>Program futtatása</w:t>
+      </w:r>
+      <w:bookmarkEnd w:id="37"/>
+      <w:bookmarkEnd w:id="38"/>
+    </w:p>
+    <w:p>
+      <w:pPr>
+        <w:jc w:val="both"/>
+      </w:pPr>
       <w:r>
         <w:t xml:space="preserve">A programot a </w:t>
       </w:r>
@@ -459,34 +4430,202 @@
         <w:t xml:space="preserve"> indításával lehet lefuttatni. </w:t>
       </w:r>
       <w:r>
-        <w:t>Az alábbi parancs segítségével lehet futtatni docker segítségéve</w:t>
-      </w:r>
-      <w:r>
-        <w:t xml:space="preserve"> a projekt mappájában futtatva</w:t>
-      </w:r>
-      <w:r>
-        <w:t>l:</w:t>
-      </w:r>
+        <w:t xml:space="preserve">Az alábbi parancs segítségével lehet futtatni </w:t>
+      </w:r>
+      <w:proofErr w:type="spellStart"/>
+      <w:r>
+        <w:t>docker</w:t>
+      </w:r>
+      <w:proofErr w:type="spellEnd"/>
+      <w:r>
+        <w:t xml:space="preserve"> segítségéve</w:t>
+      </w:r>
+      <w:r>
+        <w:t>l</w:t>
+      </w:r>
+      <w:r>
+        <w:t xml:space="preserve"> a projekt mappájában </w:t>
+      </w:r>
+      <w:proofErr w:type="spellStart"/>
+      <w:r>
+        <w:t>futtatva</w:t>
+      </w:r>
+      <w:r>
+        <w:t>:</w:t>
+      </w:r>
+      <w:proofErr w:type="spellEnd"/>
     </w:p>
     <w:p>
-      <w:r>
-        <w:t>„</w:t>
-      </w:r>
-      <w:r>
-        <w:t>docker run --rm -v $(pwd):/app -w /app python:3.9 python main.py</w:t>
-      </w:r>
-      <w:r>
-        <w:t>”</w:t>
-      </w:r>
+      <w:pPr>
+        <w:pStyle w:val="Cmsor2"/>
+      </w:pPr>
+      <w:bookmarkStart w:id="39" w:name="_Toc228385687"/>
+      <w:bookmarkStart w:id="40" w:name="_Toc228386046"/>
+      <w:r>
+        <w:t>Alap program futtatása fix értékekkel</w:t>
+      </w:r>
+      <w:bookmarkEnd w:id="39"/>
+      <w:bookmarkEnd w:id="40"/>
     </w:p>
     <w:p>
       <w:pPr>
+        <w:jc w:val="both"/>
+      </w:pPr>
+      <w:r>
+        <w:t>„</w:t>
+      </w:r>
+      <w:proofErr w:type="spellStart"/>
+      <w:r>
+        <w:t>docker</w:t>
+      </w:r>
+      <w:proofErr w:type="spellEnd"/>
+      <w:r>
+        <w:t xml:space="preserve"> </w:t>
+      </w:r>
+      <w:proofErr w:type="spellStart"/>
+      <w:r>
+        <w:t>run</w:t>
+      </w:r>
+      <w:proofErr w:type="spellEnd"/>
+      <w:r>
+        <w:t xml:space="preserve"> --</w:t>
+      </w:r>
+      <w:proofErr w:type="spellStart"/>
+      <w:r>
+        <w:t>rm</w:t>
+      </w:r>
+      <w:proofErr w:type="spellEnd"/>
+      <w:r>
+        <w:t xml:space="preserve"> -v $(</w:t>
+      </w:r>
+      <w:proofErr w:type="spellStart"/>
+      <w:r>
+        <w:t>pwd</w:t>
+      </w:r>
+      <w:proofErr w:type="spellEnd"/>
+      <w:r>
+        <w:t xml:space="preserve">):/app -w /app python:3.9 </w:t>
+      </w:r>
+      <w:proofErr w:type="spellStart"/>
+      <w:r>
+        <w:t>python</w:t>
+      </w:r>
+      <w:proofErr w:type="spellEnd"/>
+      <w:r>
+        <w:t xml:space="preserve"> main.py</w:t>
+      </w:r>
+      <w:r>
+        <w:t>”</w:t>
+      </w:r>
+    </w:p>
+    <w:p>
+      <w:pPr>
+        <w:pStyle w:val="Cmsor2"/>
+      </w:pPr>
+      <w:bookmarkStart w:id="41" w:name="_Toc228385688"/>
+      <w:bookmarkStart w:id="42" w:name="_Toc228386047"/>
+      <w:r>
+        <w:t>Benc</w:t>
+      </w:r>
+      <w:r>
+        <w:t>h</w:t>
+      </w:r>
+      <w:r>
+        <w:t>mark futtatása</w:t>
+      </w:r>
+      <w:bookmarkEnd w:id="41"/>
+      <w:bookmarkEnd w:id="42"/>
+    </w:p>
+    <w:p>
+      <w:pPr>
+        <w:jc w:val="both"/>
+      </w:pPr>
+      <w:r>
+        <w:t>„</w:t>
+      </w:r>
+      <w:proofErr w:type="spellStart"/>
+      <w:r>
+        <w:t>docker</w:t>
+      </w:r>
+      <w:proofErr w:type="spellEnd"/>
+      <w:r>
+        <w:t xml:space="preserve"> </w:t>
+      </w:r>
+      <w:proofErr w:type="spellStart"/>
+      <w:r>
+        <w:t>run</w:t>
+      </w:r>
+      <w:proofErr w:type="spellEnd"/>
+      <w:r>
+        <w:t xml:space="preserve"> --</w:t>
+      </w:r>
+      <w:proofErr w:type="spellStart"/>
+      <w:r>
+        <w:t>rm</w:t>
+      </w:r>
+      <w:proofErr w:type="spellEnd"/>
+      <w:r>
+        <w:t xml:space="preserve"> -v $(</w:t>
+      </w:r>
+      <w:proofErr w:type="spellStart"/>
+      <w:r>
+        <w:t>pwd</w:t>
+      </w:r>
+      <w:proofErr w:type="spellEnd"/>
+      <w:r>
+        <w:t xml:space="preserve">):/app -w /app python:3.9 </w:t>
+      </w:r>
+      <w:proofErr w:type="spellStart"/>
+      <w:r>
+        <w:t>python</w:t>
+      </w:r>
+      <w:proofErr w:type="spellEnd"/>
+      <w:r>
+        <w:t xml:space="preserve"> benchmark.py</w:t>
+      </w:r>
+      <w:r>
+        <w:t>”</w:t>
+      </w:r>
+    </w:p>
+    <w:p>
+      <w:pPr>
+        <w:jc w:val="both"/>
+      </w:pPr>
+      <w:r>
+        <w:t>Ebben az esetben az eredmény a</w:t>
+      </w:r>
+      <w:r>
+        <w:rPr>
+          <w:i/>
+          <w:iCs/>
+          <w:u w:val="single"/>
+        </w:rPr>
+        <w:t xml:space="preserve"> benchmark_results.cs</w:t>
+      </w:r>
+      <w:r>
+        <w:rPr>
+          <w:i/>
+          <w:iCs/>
+          <w:u w:val="single"/>
+        </w:rPr>
+        <w:t>v</w:t>
+      </w:r>
+      <w:r>
+        <w:t xml:space="preserve"> fájlba kerül a futás végén.</w:t>
+      </w:r>
+    </w:p>
+    <w:p>
+      <w:pPr>
         <w:pStyle w:val="Cmsor1"/>
         <w:jc w:val="both"/>
       </w:pPr>
+      <w:bookmarkStart w:id="43" w:name="_Toc228385689"/>
+      <w:bookmarkStart w:id="44" w:name="_Toc228386048"/>
       <w:r>
         <w:t>Eredmények összehasonlítása különböző N értékekkel</w:t>
       </w:r>
+      <w:bookmarkEnd w:id="43"/>
+      <w:bookmarkEnd w:id="44"/>
     </w:p>
     <w:tbl>
       <w:tblPr>
@@ -608,7 +4747,7 @@
               <w:jc w:val="both"/>
             </w:pPr>
             <w:r>
-              <w:t>2.533</w:t>
+              <w:t>1.23</w:t>
             </w:r>
           </w:p>
         </w:tc>
@@ -644,7 +4783,10 @@
               <w:jc w:val="both"/>
             </w:pPr>
             <w:r>
-              <w:t>29/30</w:t>
+              <w:t>30</w:t>
+            </w:r>
+            <w:r>
+              <w:t>/30</w:t>
             </w:r>
           </w:p>
         </w:tc>
@@ -657,7 +4799,7 @@
               <w:jc w:val="both"/>
             </w:pPr>
             <w:r>
-              <w:t>30.793</w:t>
+              <w:t>12.33</w:t>
             </w:r>
           </w:p>
         </w:tc>
@@ -693,7 +4835,10 @@
               <w:jc w:val="both"/>
             </w:pPr>
             <w:r>
-              <w:t>24/30</w:t>
+              <w:t>30</w:t>
+            </w:r>
+            <w:r>
+              <w:t>/30</w:t>
             </w:r>
           </w:p>
         </w:tc>
@@ -706,7 +4851,7 @@
               <w:jc w:val="both"/>
             </w:pPr>
             <w:r>
-              <w:t>30.333</w:t>
+              <w:t>16.13</w:t>
             </w:r>
           </w:p>
         </w:tc>
@@ -742,7 +4887,13 @@
               <w:jc w:val="both"/>
             </w:pPr>
             <w:r>
-              <w:t>22/30</w:t>
+              <w:t>2</w:t>
+            </w:r>
+            <w:r>
+              <w:t>8</w:t>
+            </w:r>
+            <w:r>
+              <w:t>/30</w:t>
             </w:r>
           </w:p>
         </w:tc>
@@ -755,7 +4906,7 @@
               <w:jc w:val="both"/>
             </w:pPr>
             <w:r>
-              <w:t>43.182</w:t>
+              <w:t>47.82</w:t>
             </w:r>
           </w:p>
         </w:tc>
@@ -765,28 +4916,535 @@
       <w:pPr>
         <w:jc w:val="both"/>
       </w:pPr>
+      <w:r>
+        <w:br/>
+        <w:t xml:space="preserve">A végleges paraméterek kiválasztása után az algoritmust minden N értékre 30 alkalommal futtattam le különböző </w:t>
+      </w:r>
+      <w:proofErr w:type="spellStart"/>
+      <w:r>
+        <w:t>seedekkel</w:t>
+      </w:r>
+      <w:proofErr w:type="spellEnd"/>
+      <w:r>
+        <w:t>. A táblázat a sikeres futások számát és sikeres futásokhoz tartozó átlagos generációszámot mutatja.</w:t>
+      </w:r>
     </w:p>
     <w:p>
       <w:pPr>
+        <w:pStyle w:val="Cmsor2"/>
+      </w:pPr>
+      <w:bookmarkStart w:id="45" w:name="_Toc228385690"/>
+      <w:bookmarkStart w:id="46" w:name="_Toc228386049"/>
+      <w:r>
+        <w:t>N értékenként legjobb eredmény</w:t>
+      </w:r>
+      <w:bookmarkEnd w:id="45"/>
+      <w:bookmarkEnd w:id="46"/>
+    </w:p>
+    <w:tbl>
+      <w:tblPr>
+        <w:tblStyle w:val="Rcsostblzat"/>
+        <w:tblW w:w="0" w:type="auto"/>
+        <w:tblLook w:val="04A0" w:firstRow="1" w:lastRow="0" w:firstColumn="1" w:lastColumn="0" w:noHBand="0" w:noVBand="1"/>
+      </w:tblPr>
+      <w:tblGrid>
+        <w:gridCol w:w="609"/>
+        <w:gridCol w:w="3214"/>
+        <w:gridCol w:w="1804"/>
+        <w:gridCol w:w="3435"/>
+      </w:tblGrid>
+      <w:tr>
+        <w:tc>
+          <w:tcPr>
+            <w:tcW w:w="609" w:type="dxa"/>
+          </w:tcPr>
+          <w:p>
+            <w:pPr>
+              <w:jc w:val="both"/>
+              <w:rPr>
+                <w:b/>
+                <w:bCs/>
+              </w:rPr>
+            </w:pPr>
+            <w:r>
+              <w:rPr>
+                <w:b/>
+                <w:bCs/>
+              </w:rPr>
+              <w:t>N</w:t>
+            </w:r>
+          </w:p>
+        </w:tc>
+        <w:tc>
+          <w:tcPr>
+            <w:tcW w:w="3214" w:type="dxa"/>
+          </w:tcPr>
+          <w:p>
+            <w:pPr>
+              <w:jc w:val="both"/>
+              <w:rPr>
+                <w:b/>
+                <w:bCs/>
+              </w:rPr>
+            </w:pPr>
+            <w:r>
+              <w:rPr>
+                <w:b/>
+                <w:bCs/>
+              </w:rPr>
+              <w:t>Legjobb paraméter</w:t>
+            </w:r>
+          </w:p>
+        </w:tc>
+        <w:tc>
+          <w:tcPr>
+            <w:tcW w:w="1804" w:type="dxa"/>
+          </w:tcPr>
+          <w:p>
+            <w:pPr>
+              <w:jc w:val="both"/>
+              <w:rPr>
+                <w:b/>
+                <w:bCs/>
+              </w:rPr>
+            </w:pPr>
+            <w:r>
+              <w:rPr>
+                <w:b/>
+                <w:bCs/>
+              </w:rPr>
+              <w:t>Sikeres futás</w:t>
+            </w:r>
+          </w:p>
+        </w:tc>
+        <w:tc>
+          <w:tcPr>
+            <w:tcW w:w="3435" w:type="dxa"/>
+          </w:tcPr>
+          <w:p>
+            <w:pPr>
+              <w:jc w:val="both"/>
+              <w:rPr>
+                <w:b/>
+                <w:bCs/>
+              </w:rPr>
+            </w:pPr>
+            <w:r>
+              <w:rPr>
+                <w:b/>
+                <w:bCs/>
+              </w:rPr>
+              <w:t>Átlagos generációszám</w:t>
+            </w:r>
+          </w:p>
+        </w:tc>
+      </w:tr>
+      <w:tr>
+        <w:tc>
+          <w:tcPr>
+            <w:tcW w:w="609" w:type="dxa"/>
+          </w:tcPr>
+          <w:p>
+            <w:pPr>
+              <w:jc w:val="both"/>
+              <w:rPr>
+                <w:b/>
+                <w:bCs/>
+              </w:rPr>
+            </w:pPr>
+            <w:r>
+              <w:rPr>
+                <w:b/>
+                <w:bCs/>
+              </w:rPr>
+              <w:t>8</w:t>
+            </w:r>
+          </w:p>
+        </w:tc>
+        <w:tc>
+          <w:tcPr>
+            <w:tcW w:w="3214" w:type="dxa"/>
+          </w:tcPr>
+          <w:p>
+            <w:pPr>
+              <w:jc w:val="both"/>
+            </w:pPr>
+            <w:r>
+              <w:t xml:space="preserve">pop=200, </w:t>
+            </w:r>
+            <w:proofErr w:type="spellStart"/>
+            <w:r>
+              <w:t>mut</w:t>
+            </w:r>
+            <w:proofErr w:type="spellEnd"/>
+            <w:r>
+              <w:t xml:space="preserve">=0.3, </w:t>
+            </w:r>
+            <w:proofErr w:type="spellStart"/>
+            <w:r>
+              <w:t>elite</w:t>
+            </w:r>
+            <w:proofErr w:type="spellEnd"/>
+            <w:r>
+              <w:t>=2</w:t>
+            </w:r>
+          </w:p>
+        </w:tc>
+        <w:tc>
+          <w:tcPr>
+            <w:tcW w:w="1804" w:type="dxa"/>
+          </w:tcPr>
+          <w:p>
+            <w:pPr>
+              <w:jc w:val="both"/>
+            </w:pPr>
+            <w:r>
+              <w:t>30/30</w:t>
+            </w:r>
+          </w:p>
+        </w:tc>
+        <w:tc>
+          <w:tcPr>
+            <w:tcW w:w="3435" w:type="dxa"/>
+          </w:tcPr>
+          <w:p>
+            <w:pPr>
+              <w:jc w:val="both"/>
+            </w:pPr>
+            <w:r>
+              <w:t>1.23</w:t>
+            </w:r>
+          </w:p>
+        </w:tc>
+      </w:tr>
+      <w:tr>
+        <w:tc>
+          <w:tcPr>
+            <w:tcW w:w="609" w:type="dxa"/>
+          </w:tcPr>
+          <w:p>
+            <w:pPr>
+              <w:jc w:val="both"/>
+              <w:rPr>
+                <w:b/>
+                <w:bCs/>
+              </w:rPr>
+            </w:pPr>
+            <w:r>
+              <w:rPr>
+                <w:b/>
+                <w:bCs/>
+              </w:rPr>
+              <w:t>10</w:t>
+            </w:r>
+          </w:p>
+        </w:tc>
+        <w:tc>
+          <w:tcPr>
+            <w:tcW w:w="3214" w:type="dxa"/>
+          </w:tcPr>
+          <w:p>
+            <w:pPr>
+              <w:jc w:val="both"/>
+            </w:pPr>
+            <w:r>
+              <w:t xml:space="preserve">pop=200, </w:t>
+            </w:r>
+            <w:proofErr w:type="spellStart"/>
+            <w:r>
+              <w:t>mut</w:t>
+            </w:r>
+            <w:proofErr w:type="spellEnd"/>
+            <w:r>
+              <w:t xml:space="preserve">=0.1, </w:t>
+            </w:r>
+            <w:proofErr w:type="spellStart"/>
+            <w:r>
+              <w:t>elite</w:t>
+            </w:r>
+            <w:proofErr w:type="spellEnd"/>
+            <w:r>
+              <w:t>=0</w:t>
+            </w:r>
+          </w:p>
+        </w:tc>
+        <w:tc>
+          <w:tcPr>
+            <w:tcW w:w="1804" w:type="dxa"/>
+          </w:tcPr>
+          <w:p>
+            <w:pPr>
+              <w:jc w:val="both"/>
+            </w:pPr>
+            <w:r>
+              <w:t>30/30</w:t>
+            </w:r>
+          </w:p>
+        </w:tc>
+        <w:tc>
+          <w:tcPr>
+            <w:tcW w:w="3435" w:type="dxa"/>
+          </w:tcPr>
+          <w:p>
+            <w:pPr>
+              <w:jc w:val="both"/>
+            </w:pPr>
+            <w:r>
+              <w:t>4.8</w:t>
+            </w:r>
+          </w:p>
+        </w:tc>
+      </w:tr>
+      <w:tr>
+        <w:tc>
+          <w:tcPr>
+            <w:tcW w:w="609" w:type="dxa"/>
+          </w:tcPr>
+          <w:p>
+            <w:pPr>
+              <w:jc w:val="both"/>
+              <w:rPr>
+                <w:b/>
+                <w:bCs/>
+              </w:rPr>
+            </w:pPr>
+            <w:r>
+              <w:rPr>
+                <w:b/>
+                <w:bCs/>
+              </w:rPr>
+              <w:t>12</w:t>
+            </w:r>
+          </w:p>
+        </w:tc>
+        <w:tc>
+          <w:tcPr>
+            <w:tcW w:w="3214" w:type="dxa"/>
+          </w:tcPr>
+          <w:p>
+            <w:pPr>
+              <w:jc w:val="both"/>
+            </w:pPr>
+            <w:r>
+              <w:t xml:space="preserve">pop=200, </w:t>
+            </w:r>
+            <w:proofErr w:type="spellStart"/>
+            <w:r>
+              <w:t>mut</w:t>
+            </w:r>
+            <w:proofErr w:type="spellEnd"/>
+            <w:r>
+              <w:t xml:space="preserve">=0.5, </w:t>
+            </w:r>
+            <w:proofErr w:type="spellStart"/>
+            <w:r>
+              <w:t>elite</w:t>
+            </w:r>
+            <w:proofErr w:type="spellEnd"/>
+            <w:r>
+              <w:t>=2</w:t>
+            </w:r>
+          </w:p>
+        </w:tc>
+        <w:tc>
+          <w:tcPr>
+            <w:tcW w:w="1804" w:type="dxa"/>
+          </w:tcPr>
+          <w:p>
+            <w:pPr>
+              <w:jc w:val="both"/>
+            </w:pPr>
+            <w:r>
+              <w:t>30/30</w:t>
+            </w:r>
+          </w:p>
+        </w:tc>
+        <w:tc>
+          <w:tcPr>
+            <w:tcW w:w="3435" w:type="dxa"/>
+          </w:tcPr>
+          <w:p>
+            <w:pPr>
+              <w:jc w:val="both"/>
+            </w:pPr>
+            <w:r>
+              <w:t>16.13</w:t>
+            </w:r>
+          </w:p>
+        </w:tc>
+      </w:tr>
+      <w:tr>
+        <w:tc>
+          <w:tcPr>
+            <w:tcW w:w="609" w:type="dxa"/>
+          </w:tcPr>
+          <w:p>
+            <w:pPr>
+              <w:jc w:val="both"/>
+              <w:rPr>
+                <w:b/>
+                <w:bCs/>
+              </w:rPr>
+            </w:pPr>
+            <w:r>
+              <w:rPr>
+                <w:b/>
+                <w:bCs/>
+              </w:rPr>
+              <w:t>14</w:t>
+            </w:r>
+          </w:p>
+        </w:tc>
+        <w:tc>
+          <w:tcPr>
+            <w:tcW w:w="3214" w:type="dxa"/>
+          </w:tcPr>
+          <w:p>
+            <w:pPr>
+              <w:jc w:val="both"/>
+            </w:pPr>
+            <w:r>
+              <w:t>pop=</w:t>
+            </w:r>
+            <w:r>
+              <w:t>1</w:t>
+            </w:r>
+            <w:r>
+              <w:t xml:space="preserve">00, </w:t>
+            </w:r>
+            <w:proofErr w:type="spellStart"/>
+            <w:r>
+              <w:t>mut</w:t>
+            </w:r>
+            <w:proofErr w:type="spellEnd"/>
+            <w:r>
+              <w:t xml:space="preserve">=0.5, </w:t>
+            </w:r>
+            <w:proofErr w:type="spellStart"/>
+            <w:r>
+              <w:t>elite</w:t>
+            </w:r>
+            <w:proofErr w:type="spellEnd"/>
+            <w:r>
+              <w:t>=0</w:t>
+            </w:r>
+          </w:p>
+        </w:tc>
+        <w:tc>
+          <w:tcPr>
+            <w:tcW w:w="1804" w:type="dxa"/>
+          </w:tcPr>
+          <w:p>
+            <w:pPr>
+              <w:jc w:val="both"/>
+            </w:pPr>
+            <w:r>
+              <w:t>30</w:t>
+            </w:r>
+            <w:r>
+              <w:t>/30</w:t>
+            </w:r>
+          </w:p>
+        </w:tc>
+        <w:tc>
+          <w:tcPr>
+            <w:tcW w:w="3435" w:type="dxa"/>
+          </w:tcPr>
+          <w:p>
+            <w:pPr>
+              <w:jc w:val="both"/>
+            </w:pPr>
+            <w:r>
+              <w:t>88.60</w:t>
+            </w:r>
+          </w:p>
+        </w:tc>
+      </w:tr>
+    </w:tbl>
+    <w:p>
+      <w:r>
+        <w:br w:type="page"/>
+      </w:r>
+    </w:p>
+    <w:p>
+      <w:pPr>
         <w:pStyle w:val="Cmsor1"/>
         <w:jc w:val="both"/>
       </w:pPr>
-      <w:r>
+      <w:bookmarkStart w:id="47" w:name="_Toc228385691"/>
+      <w:bookmarkStart w:id="48" w:name="_Toc228386050"/>
+      <w:r>
+        <w:lastRenderedPageBreak/>
         <w:t>Hivatkozások</w:t>
       </w:r>
+      <w:bookmarkEnd w:id="47"/>
+      <w:bookmarkEnd w:id="48"/>
     </w:p>
     <w:p>
       <w:pPr>
         <w:jc w:val="both"/>
       </w:pPr>
       <w:r>
-        <w:t>[1] T. Bäck, D. B. Fogel, and Z. Michalewicz, Evolutionary Computation 1: Basic</w:t>
-      </w:r>
+        <w:t xml:space="preserve">[1] T. </w:t>
+      </w:r>
+      <w:proofErr w:type="spellStart"/>
+      <w:r>
+        <w:t>Bäck</w:t>
+      </w:r>
+      <w:proofErr w:type="spellEnd"/>
+      <w:r>
+        <w:t xml:space="preserve">, D. B. </w:t>
+      </w:r>
+      <w:proofErr w:type="spellStart"/>
+      <w:r>
+        <w:t>Fogel</w:t>
+      </w:r>
+      <w:proofErr w:type="spellEnd"/>
+      <w:r>
+        <w:t xml:space="preserve">, and Z. </w:t>
+      </w:r>
+      <w:proofErr w:type="spellStart"/>
+      <w:r>
+        <w:t>Michalewicz</w:t>
+      </w:r>
+      <w:proofErr w:type="spellEnd"/>
+      <w:r>
+        <w:t xml:space="preserve">, </w:t>
+      </w:r>
+      <w:proofErr w:type="spellStart"/>
+      <w:r>
+        <w:t>Evolutionary</w:t>
+      </w:r>
+      <w:proofErr w:type="spellEnd"/>
       <w:r>
         <w:t xml:space="preserve"> </w:t>
       </w:r>
-      <w:r>
-        <w:t>Algorithms and Operators," Bristol, U.K.: Institute of Physics Publishing, 2000.</w:t>
+      <w:proofErr w:type="spellStart"/>
+      <w:r>
+        <w:t>Computation</w:t>
+      </w:r>
+      <w:proofErr w:type="spellEnd"/>
+      <w:r>
+        <w:t xml:space="preserve"> 1: Basic</w:t>
+      </w:r>
+      <w:r>
+        <w:t xml:space="preserve"> </w:t>
+      </w:r>
+      <w:proofErr w:type="spellStart"/>
+      <w:r>
+        <w:t>Algorithms</w:t>
+      </w:r>
+      <w:proofErr w:type="spellEnd"/>
+      <w:r>
+        <w:t xml:space="preserve"> and Operators," Bristol, U.K.: Institute of </w:t>
+      </w:r>
+      <w:proofErr w:type="spellStart"/>
+      <w:r>
+        <w:t>Physics</w:t>
+      </w:r>
+      <w:proofErr w:type="spellEnd"/>
+      <w:r>
+        <w:t xml:space="preserve"> Publishing, 2000.</w:t>
       </w:r>
     </w:p>
     <w:p>
@@ -799,13 +5457,69 @@
         <w:jc w:val="both"/>
       </w:pPr>
       <w:r>
-        <w:t>[2] D. E. Goldberg, Genetic Algorithms in Search, Optimization, and Machine Learning,"</w:t>
-      </w:r>
+        <w:t xml:space="preserve">[2] D. E. Goldberg, </w:t>
+      </w:r>
+      <w:proofErr w:type="spellStart"/>
+      <w:r>
+        <w:t>Genetic</w:t>
+      </w:r>
+      <w:proofErr w:type="spellEnd"/>
       <w:r>
         <w:t xml:space="preserve"> </w:t>
       </w:r>
-      <w:r>
-        <w:t>Boston, MA, USA: Addison-Wesley, 1989.</w:t>
+      <w:proofErr w:type="spellStart"/>
+      <w:r>
+        <w:t>Algorithms</w:t>
+      </w:r>
+      <w:proofErr w:type="spellEnd"/>
+      <w:r>
+        <w:t xml:space="preserve"> in </w:t>
+      </w:r>
+      <w:proofErr w:type="spellStart"/>
+      <w:r>
+        <w:t>Search</w:t>
+      </w:r>
+      <w:proofErr w:type="spellEnd"/>
+      <w:r>
+        <w:t xml:space="preserve">, </w:t>
+      </w:r>
+      <w:proofErr w:type="spellStart"/>
+      <w:r>
+        <w:t>Optimization</w:t>
+      </w:r>
+      <w:proofErr w:type="spellEnd"/>
+      <w:r>
+        <w:t xml:space="preserve">, and </w:t>
+      </w:r>
+      <w:proofErr w:type="spellStart"/>
+      <w:r>
+        <w:t>Machine</w:t>
+      </w:r>
+      <w:proofErr w:type="spellEnd"/>
+      <w:r>
+        <w:t xml:space="preserve"> </w:t>
+      </w:r>
+      <w:proofErr w:type="spellStart"/>
+      <w:r>
+        <w:t>Learning</w:t>
+      </w:r>
+      <w:proofErr w:type="spellEnd"/>
+      <w:r>
+        <w:t>,"</w:t>
+      </w:r>
+      <w:r>
+        <w:t xml:space="preserve"> </w:t>
+      </w:r>
+      <w:r>
+        <w:t xml:space="preserve">Boston, MA, USA: </w:t>
+      </w:r>
+      <w:proofErr w:type="spellStart"/>
+      <w:r>
+        <w:t>Addison-Wesley</w:t>
+      </w:r>
+      <w:proofErr w:type="spellEnd"/>
+      <w:r>
+        <w:t>, 1989.</w:t>
       </w:r>
     </w:p>
     <w:p>
@@ -818,19 +5532,94 @@
         <w:jc w:val="both"/>
       </w:pPr>
       <w:r>
-        <w:t>[3] S. J. Russell and P. Norvig, "Artificial Intelligence: A Modern Approach,"</w:t>
-      </w:r>
+        <w:t xml:space="preserve">[3] S. J. Russell and P. </w:t>
+      </w:r>
+      <w:proofErr w:type="spellStart"/>
+      <w:r>
+        <w:t>Norvig</w:t>
+      </w:r>
+      <w:proofErr w:type="spellEnd"/>
+      <w:r>
+        <w:t>, "</w:t>
+      </w:r>
+      <w:proofErr w:type="spellStart"/>
+      <w:r>
+        <w:t>Artificial</w:t>
+      </w:r>
+      <w:proofErr w:type="spellEnd"/>
       <w:r>
         <w:t xml:space="preserve"> </w:t>
       </w:r>
-      <w:r>
-        <w:t>3rd ed., Upper Saddle River, NJ, USA: Prentice Hall, 2010.</w:t>
+      <w:proofErr w:type="spellStart"/>
+      <w:r>
+        <w:t>Intelligence</w:t>
+      </w:r>
+      <w:proofErr w:type="spellEnd"/>
+      <w:r>
+        <w:t xml:space="preserve">: A Modern </w:t>
+      </w:r>
+      <w:proofErr w:type="spellStart"/>
+      <w:r>
+        <w:t>Approach</w:t>
+      </w:r>
+      <w:proofErr w:type="spellEnd"/>
+      <w:r>
+        <w:t>,"</w:t>
+      </w:r>
+      <w:r>
+        <w:t xml:space="preserve"> </w:t>
+      </w:r>
+      <w:r>
+        <w:t xml:space="preserve">3rd </w:t>
+      </w:r>
+      <w:proofErr w:type="spellStart"/>
+      <w:r>
+        <w:t>ed</w:t>
+      </w:r>
+      <w:proofErr w:type="spellEnd"/>
+      <w:r>
+        <w:t xml:space="preserve">., </w:t>
+      </w:r>
+      <w:proofErr w:type="spellStart"/>
+      <w:r>
+        <w:t>Upper</w:t>
+      </w:r>
+      <w:proofErr w:type="spellEnd"/>
+      <w:r>
+        <w:t xml:space="preserve"> </w:t>
+      </w:r>
+      <w:proofErr w:type="spellStart"/>
+      <w:r>
+        <w:t>Saddle</w:t>
+      </w:r>
+      <w:proofErr w:type="spellEnd"/>
+      <w:r>
+        <w:t xml:space="preserve"> </w:t>
+      </w:r>
+      <w:proofErr w:type="spellStart"/>
+      <w:r>
+        <w:t>River</w:t>
+      </w:r>
+      <w:proofErr w:type="spellEnd"/>
+      <w:r>
+        <w:t xml:space="preserve">, NJ, USA: </w:t>
+      </w:r>
+      <w:proofErr w:type="spellStart"/>
+      <w:r>
+        <w:t>Prentice</w:t>
+      </w:r>
+      <w:proofErr w:type="spellEnd"/>
+      <w:r>
+        <w:t xml:space="preserve"> Hall, 2010.</w:t>
       </w:r>
     </w:p>
     <w:sectPr>
+      <w:footerReference w:type="even" r:id="rId9"/>
+      <w:footerReference w:type="default" r:id="rId10"/>
       <w:pgSz w:w="11906" w:h="16838"/>
       <w:pgMar w:top="1417" w:right="1417" w:bottom="1417" w:left="1417" w:header="708" w:footer="708" w:gutter="0"/>
       <w:cols w:space="708"/>
+      <w:titlePg/>
       <w:docGrid w:linePitch="360"/>
     </w:sectPr>
   </w:body>
@@ -860,6 +5649,129 @@
     </w:p>
   </w:endnote>
 </w:endnotes>
+</file>
+
+<file path=word/footer1.xml><?xml version="1.0" encoding="utf-8"?>
+<w:ftr xmlns:wpc="http://schemas.microsoft.com/office/word/2010/wordprocessingCanvas" xmlns:cx="http://schemas.microsoft.com/office/drawing/2014/chartex" xmlns:cx1="http://schemas.microsoft.com/office/drawing/2015/9/8/chartex" xmlns:cx2="http://schemas.microsoft.com/office/drawing/2015/10/21/chartex" xmlns:cx3="http://schemas.microsoft.com/office/drawing/2016/5/9/chartex" xmlns:cx4="http://schemas.microsoft.com/office/drawing/2016/5/10/chartex" xmlns:cx5="http://schemas.microsoft.com/office/drawing/2016/5/11/chartex" xmlns:cx6="http://schemas.microsoft.com/office/drawing/2016/5/12/chartex" xmlns:cx7="http://schemas.microsoft.com/office/drawing/2016/5/13/chartex" xmlns:cx8="http://schemas.microsoft.com/office/drawing/2016/5/14/chartex" xmlns:mc="http://schemas.openxmlformats.org/markup-compatibility/2006" xmlns:aink="http://schemas.microsoft.com/office/drawing/2016/ink" xmlns:am3d="http://schemas.microsoft.com/office/drawing/2017/model3d" xmlns:o="urn:schemas-microsoft-com:office:office" xmlns:oel="http://schemas.microsoft.com/office/2019/extlst" xmlns:r="http://schemas.openxmlformats.org/officeDocument/2006/relationships" xmlns:m="http://schemas.openxmlformats.org/officeDocument/2006/math" xmlns:v="urn:schemas-microsoft-com:vml" xmlns:wp14="http://schemas.microsoft.com/office/word/2010/wordprocessingDrawing" xmlns:wp="http://schemas.openxmlformats.org/drawingml/2006/wordprocessingDrawing" xmlns:w10="urn:schemas-microsoft-com:office:word" xmlns:w="http://schemas.openxmlformats.org/wordprocessingml/2006/main" xmlns:w14="http://schemas.microsoft.com/office/word/2010/wordml" xmlns:w15="http://schemas.microsoft.com/office/word/2012/wordml" xmlns:w16cex="http://schemas.microsoft.com/office/word/2018/wordml/cex" xmlns:w16cid="http://schemas.microsoft.com/office/word/2016/wordml/cid" xmlns:w16="http://schemas.microsoft.com/office/word/2018/wordml" xmlns:w16du="http://schemas.microsoft.com/office/word/2023/wordml/word16du" xmlns:w16sdtdh="http://schemas.microsoft.com/office/word/2020/wordml/sdtdatahash" xmlns:w16sdtfl="http://schemas.microsoft.com/office/word/2024/wordml/sdtformatlock" xmlns:w16se="http://schemas.microsoft.com/office/word/2015/wordml/symex" xmlns:wpg="http://schemas.microsoft.com/office/word/2010/wordprocessingGroup" xmlns:wpi="http://schemas.microsoft.com/office/word/2010/wordprocessingInk" xmlns:wne="http://schemas.microsoft.com/office/word/2006/wordml" xmlns:wps="http://schemas.microsoft.com/office/word/2010/wordprocessingShape" mc:Ignorable="w14 w15 w16se w16cid w16 w16cex w16sdtdh w16sdtfl w16du wp14">
+  <w:sdt>
+    <w:sdtPr>
+      <w:rPr>
+        <w:rStyle w:val="Oldalszm"/>
+      </w:rPr>
+      <w:id w:val="1974097715"/>
+      <w:docPartObj>
+        <w:docPartGallery w:val="Page Numbers (Bottom of Page)"/>
+        <w:docPartUnique/>
+      </w:docPartObj>
+    </w:sdtPr>
+    <w:sdtContent>
+      <w:p>
+        <w:pPr>
+          <w:pStyle w:val="llb"/>
+          <w:framePr w:wrap="none" w:vAnchor="text" w:hAnchor="margin" w:xAlign="right" w:y="1"/>
+          <w:rPr>
+            <w:rStyle w:val="Oldalszm"/>
+          </w:rPr>
+        </w:pPr>
+        <w:r>
+          <w:rPr>
+            <w:rStyle w:val="Oldalszm"/>
+          </w:rPr>
+          <w:fldChar w:fldCharType="begin"/>
+        </w:r>
+        <w:r>
+          <w:rPr>
+            <w:rStyle w:val="Oldalszm"/>
+          </w:rPr>
+          <w:instrText xml:space="preserve"> PAGE </w:instrText>
+        </w:r>
+        <w:r>
+          <w:rPr>
+            <w:rStyle w:val="Oldalszm"/>
+          </w:rPr>
+          <w:fldChar w:fldCharType="separate"/>
+        </w:r>
+        <w:r>
+          <w:rPr>
+            <w:rStyle w:val="Oldalszm"/>
+          </w:rPr>
+          <w:fldChar w:fldCharType="end"/>
+        </w:r>
+      </w:p>
+    </w:sdtContent>
+  </w:sdt>
+  <w:p>
+    <w:pPr>
+      <w:pStyle w:val="llb"/>
+      <w:ind w:right="360"/>
+    </w:pPr>
+  </w:p>
+</w:ftr>
+</file>
+
+<file path=word/footer2.xml><?xml version="1.0" encoding="utf-8"?>
+<w:ftr xmlns:wpc="http://schemas.microsoft.com/office/word/2010/wordprocessingCanvas" xmlns:cx="http://schemas.microsoft.com/office/drawing/2014/chartex" xmlns:cx1="http://schemas.microsoft.com/office/drawing/2015/9/8/chartex" xmlns:cx2="http://schemas.microsoft.com/office/drawing/2015/10/21/chartex" xmlns:cx3="http://schemas.microsoft.com/office/drawing/2016/5/9/chartex" xmlns:cx4="http://schemas.microsoft.com/office/drawing/2016/5/10/chartex" xmlns:cx5="http://schemas.microsoft.com/office/drawing/2016/5/11/chartex" xmlns:cx6="http://schemas.microsoft.com/office/drawing/2016/5/12/chartex" xmlns:cx7="http://schemas.microsoft.com/office/drawing/2016/5/13/chartex" xmlns:cx8="http://schemas.microsoft.com/office/drawing/2016/5/14/chartex" xmlns:mc="http://schemas.openxmlformats.org/markup-compatibility/2006" xmlns:aink="http://schemas.microsoft.com/office/drawing/2016/ink" xmlns:am3d="http://schemas.microsoft.com/office/drawing/2017/model3d" xmlns:o="urn:schemas-microsoft-com:office:office" xmlns:oel="http://schemas.microsoft.com/office/2019/extlst" xmlns:r="http://schemas.openxmlformats.org/officeDocument/2006/relationships" xmlns:m="http://schemas.openxmlformats.org/officeDocument/2006/math" xmlns:v="urn:schemas-microsoft-com:vml" xmlns:wp14="http://schemas.microsoft.com/office/word/2010/wordprocessingDrawing" xmlns:wp="http://schemas.openxmlformats.org/drawingml/2006/wordprocessingDrawing" xmlns:w10="urn:schemas-microsoft-com:office:word" xmlns:w="http://schemas.openxmlformats.org/wordprocessingml/2006/main" xmlns:w14="http://schemas.microsoft.com/office/word/2010/wordml" xmlns:w15="http://schemas.microsoft.com/office/word/2012/wordml" xmlns:w16cex="http://schemas.microsoft.com/office/word/2018/wordml/cex" xmlns:w16cid="http://schemas.microsoft.com/office/word/2016/wordml/cid" xmlns:w16="http://schemas.microsoft.com/office/word/2018/wordml" xmlns:w16du="http://schemas.microsoft.com/office/word/2023/wordml/word16du" xmlns:w16sdtdh="http://schemas.microsoft.com/office/word/2020/wordml/sdtdatahash" xmlns:w16sdtfl="http://schemas.microsoft.com/office/word/2024/wordml/sdtformatlock" xmlns:w16se="http://schemas.microsoft.com/office/word/2015/wordml/symex" xmlns:wpg="http://schemas.microsoft.com/office/word/2010/wordprocessingGroup" xmlns:wpi="http://schemas.microsoft.com/office/word/2010/wordprocessingInk" xmlns:wne="http://schemas.microsoft.com/office/word/2006/wordml" xmlns:wps="http://schemas.microsoft.com/office/word/2010/wordprocessingShape" mc:Ignorable="w14 w15 w16se w16cid w16 w16cex w16sdtdh w16sdtfl w16du wp14">
+  <w:sdt>
+    <w:sdtPr>
+      <w:rPr>
+        <w:rStyle w:val="Oldalszm"/>
+      </w:rPr>
+      <w:id w:val="461623445"/>
+      <w:docPartObj>
+        <w:docPartGallery w:val="Page Numbers (Bottom of Page)"/>
+        <w:docPartUnique/>
+      </w:docPartObj>
+    </w:sdtPr>
+    <w:sdtContent>
+      <w:p>
+        <w:pPr>
+          <w:pStyle w:val="llb"/>
+          <w:framePr w:wrap="none" w:vAnchor="text" w:hAnchor="margin" w:xAlign="right" w:y="1"/>
+          <w:rPr>
+            <w:rStyle w:val="Oldalszm"/>
+          </w:rPr>
+        </w:pPr>
+        <w:r>
+          <w:rPr>
+            <w:rStyle w:val="Oldalszm"/>
+          </w:rPr>
+          <w:fldChar w:fldCharType="begin"/>
+        </w:r>
+        <w:r>
+          <w:rPr>
+            <w:rStyle w:val="Oldalszm"/>
+          </w:rPr>
+          <w:instrText xml:space="preserve"> PAGE </w:instrText>
+        </w:r>
+        <w:r>
+          <w:rPr>
+            <w:rStyle w:val="Oldalszm"/>
+          </w:rPr>
+          <w:fldChar w:fldCharType="separate"/>
+        </w:r>
+        <w:r>
+          <w:rPr>
+            <w:rStyle w:val="Oldalszm"/>
+            <w:noProof/>
+          </w:rPr>
+          <w:t>1</w:t>
+        </w:r>
+        <w:r>
+          <w:rPr>
+            <w:rStyle w:val="Oldalszm"/>
+          </w:rPr>
+          <w:fldChar w:fldCharType="end"/>
+        </w:r>
+      </w:p>
+    </w:sdtContent>
+  </w:sdt>
+  <w:p>
+    <w:pPr>
+      <w:pStyle w:val="llb"/>
+      <w:ind w:right="360"/>
+    </w:pPr>
+  </w:p>
+</w:ftr>
 </file>
 
 <file path=word/footnotes.xml><?xml version="1.0" encoding="utf-8"?>
@@ -2866,7 +7778,6 @@
     <w:next w:val="Norml"/>
     <w:link w:val="Cmsor3Char"/>
     <w:uiPriority w:val="9"/>
-    <w:semiHidden/>
     <w:unhideWhenUsed/>
     <w:qFormat/>
     <w:rsid w:val="004C5A0C"/>
@@ -3046,7 +7957,6 @@
   <w:style w:type="character" w:default="1" w:styleId="Bekezdsalapbettpusa">
     <w:name w:val="Default Paragraph Font"/>
     <w:uiPriority w:val="1"/>
-    <w:semiHidden/>
     <w:unhideWhenUsed/>
   </w:style>
   <w:style w:type="table" w:default="1" w:styleId="Normltblzat">
@@ -3101,7 +8011,6 @@
     <w:basedOn w:val="Bekezdsalapbettpusa"/>
     <w:link w:val="Cmsor3"/>
     <w:uiPriority w:val="9"/>
-    <w:semiHidden/>
     <w:rsid w:val="004C5A0C"/>
     <w:rPr>
       <w:rFonts w:eastAsiaTheme="majorEastAsia" w:cstheme="majorBidi"/>
@@ -3452,6 +8361,238 @@
       </w:numPr>
     </w:pPr>
   </w:style>
+  <w:style w:type="character" w:styleId="Oldalszm">
+    <w:name w:val="page number"/>
+    <w:basedOn w:val="Bekezdsalapbettpusa"/>
+    <w:uiPriority w:val="99"/>
+    <w:semiHidden/>
+    <w:unhideWhenUsed/>
+    <w:rsid w:val="00C32C07"/>
+  </w:style>
+  <w:style w:type="paragraph" w:styleId="Tartalomjegyzkcmsora">
+    <w:name w:val="TOC Heading"/>
+    <w:basedOn w:val="Cmsor1"/>
+    <w:next w:val="Norml"/>
+    <w:uiPriority w:val="39"/>
+    <w:unhideWhenUsed/>
+    <w:qFormat/>
+    <w:rsid w:val="00C32C07"/>
+    <w:pPr>
+      <w:numPr>
+        <w:numId w:val="0"/>
+      </w:numPr>
+      <w:spacing w:before="480" w:after="0" w:line="276" w:lineRule="auto"/>
+      <w:outlineLvl w:val="9"/>
+    </w:pPr>
+    <w:rPr>
+      <w:b/>
+      <w:bCs/>
+      <w:color w:val="0F4761" w:themeColor="accent1" w:themeShade="BF"/>
+      <w:kern w:val="0"/>
+      <w:sz w:val="28"/>
+      <w:szCs w:val="28"/>
+      <w:lang w:eastAsia="hu-HU"/>
+      <w14:ligatures w14:val="none"/>
+    </w:rPr>
+  </w:style>
+  <w:style w:type="paragraph" w:styleId="TJ1">
+    <w:name w:val="toc 1"/>
+    <w:basedOn w:val="Norml"/>
+    <w:next w:val="Norml"/>
+    <w:autoRedefine/>
+    <w:uiPriority w:val="39"/>
+    <w:unhideWhenUsed/>
+    <w:rsid w:val="00C32C07"/>
+    <w:pPr>
+      <w:spacing w:before="120" w:after="120"/>
+    </w:pPr>
+    <w:rPr>
+      <w:b/>
+      <w:bCs/>
+      <w:caps/>
+      <w:sz w:val="20"/>
+      <w:szCs w:val="20"/>
+    </w:rPr>
+  </w:style>
+  <w:style w:type="paragraph" w:styleId="TJ2">
+    <w:name w:val="toc 2"/>
+    <w:basedOn w:val="Norml"/>
+    <w:next w:val="Norml"/>
+    <w:autoRedefine/>
+    <w:uiPriority w:val="39"/>
+    <w:unhideWhenUsed/>
+    <w:rsid w:val="00C32C07"/>
+    <w:pPr>
+      <w:spacing w:after="0"/>
+      <w:ind w:left="240"/>
+    </w:pPr>
+    <w:rPr>
+      <w:smallCaps/>
+      <w:sz w:val="20"/>
+      <w:szCs w:val="20"/>
+    </w:rPr>
+  </w:style>
+  <w:style w:type="paragraph" w:styleId="TJ3">
+    <w:name w:val="toc 3"/>
+    <w:basedOn w:val="Norml"/>
+    <w:next w:val="Norml"/>
+    <w:autoRedefine/>
+    <w:uiPriority w:val="39"/>
+    <w:unhideWhenUsed/>
+    <w:rsid w:val="00C32C07"/>
+    <w:pPr>
+      <w:spacing w:after="0"/>
+      <w:ind w:left="480"/>
+    </w:pPr>
+    <w:rPr>
+      <w:i/>
+      <w:iCs/>
+      <w:sz w:val="20"/>
+      <w:szCs w:val="20"/>
+    </w:rPr>
+  </w:style>
+  <w:style w:type="character" w:styleId="Hiperhivatkozs">
+    <w:name w:val="Hyperlink"/>
+    <w:basedOn w:val="Bekezdsalapbettpusa"/>
+    <w:uiPriority w:val="99"/>
+    <w:unhideWhenUsed/>
+    <w:rsid w:val="00C32C07"/>
+    <w:rPr>
+      <w:color w:val="467886" w:themeColor="hyperlink"/>
+      <w:u w:val="single"/>
+    </w:rPr>
+  </w:style>
+  <w:style w:type="paragraph" w:styleId="TJ4">
+    <w:name w:val="toc 4"/>
+    <w:basedOn w:val="Norml"/>
+    <w:next w:val="Norml"/>
+    <w:autoRedefine/>
+    <w:uiPriority w:val="39"/>
+    <w:semiHidden/>
+    <w:unhideWhenUsed/>
+    <w:rsid w:val="00C32C07"/>
+    <w:pPr>
+      <w:spacing w:after="0"/>
+      <w:ind w:left="720"/>
+    </w:pPr>
+    <w:rPr>
+      <w:sz w:val="18"/>
+      <w:szCs w:val="18"/>
+    </w:rPr>
+  </w:style>
+  <w:style w:type="paragraph" w:styleId="TJ5">
+    <w:name w:val="toc 5"/>
+    <w:basedOn w:val="Norml"/>
+    <w:next w:val="Norml"/>
+    <w:autoRedefine/>
+    <w:uiPriority w:val="39"/>
+    <w:semiHidden/>
+    <w:unhideWhenUsed/>
+    <w:rsid w:val="00C32C07"/>
+    <w:pPr>
+      <w:spacing w:after="0"/>
+      <w:ind w:left="960"/>
+    </w:pPr>
+    <w:rPr>
+      <w:sz w:val="18"/>
+      <w:szCs w:val="18"/>
+    </w:rPr>
+  </w:style>
+  <w:style w:type="paragraph" w:styleId="TJ6">
+    <w:name w:val="toc 6"/>
+    <w:basedOn w:val="Norml"/>
+    <w:next w:val="Norml"/>
+    <w:autoRedefine/>
+    <w:uiPriority w:val="39"/>
+    <w:semiHidden/>
+    <w:unhideWhenUsed/>
+    <w:rsid w:val="00C32C07"/>
+    <w:pPr>
+      <w:spacing w:after="0"/>
+      <w:ind w:left="1200"/>
+    </w:pPr>
+    <w:rPr>
+      <w:sz w:val="18"/>
+      <w:szCs w:val="18"/>
+    </w:rPr>
+  </w:style>
+  <w:style w:type="paragraph" w:styleId="TJ7">
+    <w:name w:val="toc 7"/>
+    <w:basedOn w:val="Norml"/>
+    <w:next w:val="Norml"/>
+    <w:autoRedefine/>
+    <w:uiPriority w:val="39"/>
+    <w:semiHidden/>
+    <w:unhideWhenUsed/>
+    <w:rsid w:val="00C32C07"/>
+    <w:pPr>
+      <w:spacing w:after="0"/>
+      <w:ind w:left="1440"/>
+    </w:pPr>
+    <w:rPr>
+      <w:sz w:val="18"/>
+      <w:szCs w:val="18"/>
+    </w:rPr>
+  </w:style>
+  <w:style w:type="paragraph" w:styleId="TJ8">
+    <w:name w:val="toc 8"/>
+    <w:basedOn w:val="Norml"/>
+    <w:next w:val="Norml"/>
+    <w:autoRedefine/>
+    <w:uiPriority w:val="39"/>
+    <w:semiHidden/>
+    <w:unhideWhenUsed/>
+    <w:rsid w:val="00C32C07"/>
+    <w:pPr>
+      <w:spacing w:after="0"/>
+      <w:ind w:left="1680"/>
+    </w:pPr>
+    <w:rPr>
+      <w:sz w:val="18"/>
+      <w:szCs w:val="18"/>
+    </w:rPr>
+  </w:style>
+  <w:style w:type="paragraph" w:styleId="TJ9">
+    <w:name w:val="toc 9"/>
+    <w:basedOn w:val="Norml"/>
+    <w:next w:val="Norml"/>
+    <w:autoRedefine/>
+    <w:uiPriority w:val="39"/>
+    <w:semiHidden/>
+    <w:unhideWhenUsed/>
+    <w:rsid w:val="00C32C07"/>
+    <w:pPr>
+      <w:spacing w:after="0"/>
+      <w:ind w:left="1920"/>
+    </w:pPr>
+    <w:rPr>
+      <w:sz w:val="18"/>
+      <w:szCs w:val="18"/>
+    </w:rPr>
+  </w:style>
+  <w:style w:type="paragraph" w:customStyle="1" w:styleId="p1">
+    <w:name w:val="p1"/>
+    <w:basedOn w:val="Norml"/>
+    <w:rsid w:val="00E1789C"/>
+    <w:pPr>
+      <w:spacing w:before="100" w:beforeAutospacing="1" w:after="100" w:afterAutospacing="1" w:line="240" w:lineRule="auto"/>
+    </w:pPr>
+    <w:rPr>
+      <w:rFonts w:ascii="Times New Roman" w:eastAsia="Times New Roman" w:hAnsi="Times New Roman" w:cs="Times New Roman"/>
+      <w:kern w:val="0"/>
+      <w:lang w:eastAsia="hu-HU"/>
+      <w14:ligatures w14:val="none"/>
+    </w:rPr>
+  </w:style>
+  <w:style w:type="paragraph" w:styleId="Nincstrkz">
+    <w:name w:val="No Spacing"/>
+    <w:uiPriority w:val="1"/>
+    <w:qFormat/>
+    <w:rsid w:val="00A22652"/>
+    <w:pPr>
+      <w:spacing w:after="0" w:line="240" w:lineRule="auto"/>
+    </w:pPr>
+  </w:style>
 </w:styles>
 </file>
 
@@ -3748,4 +8889,16 @@
     </a:ext>
   </a:extLst>
 </a:theme>
+</file>
+
+<file path=customXml/item1.xml><?xml version="1.0" encoding="utf-8"?>
+<b:Sources xmlns:b="http://schemas.openxmlformats.org/officeDocument/2006/bibliography" xmlns="http://schemas.openxmlformats.org/officeDocument/2006/bibliography" SelectedStyle="/APASixthEditionOfficeOnline.xsl" StyleName="APA" Version="6"/>
+</file>
+
+<file path=customXml/itemProps1.xml><?xml version="1.0" encoding="utf-8"?>
+<ds:datastoreItem xmlns:ds="http://schemas.openxmlformats.org/officeDocument/2006/customXml" ds:itemID="{4CB2086E-3D45-AF42-8FD5-08BE47EAE25A}">
+  <ds:schemaRefs>
+    <ds:schemaRef ds:uri="http://schemas.openxmlformats.org/officeDocument/2006/bibliography"/>
+  </ds:schemaRefs>
+</ds:datastoreItem>
 </file>